--- a/event-contracts/DreamDEX-Event-Contracts-Report.docx
+++ b/event-contracts/DreamDEX-Event-Contracts-Report.docx
@@ -1896,11 +1896,11 @@
                 <w:rFonts w:ascii="Calibri" w:cs="Calibri" w:eastAsia="Calibri" w:hAnsi="Calibri"/>
                 <w:b/>
                 <w:bCs/>
-                <w:color w:val="B25E09"/>
+                <w:color w:val="0B7A46"/>
                 <w:sz w:val="18"/>
                 <w:szCs w:val="18"/>
               </w:rPr>
-              <w:t xml:space="preserve">⏳ Pending</w:t>
+              <w:t xml:space="preserve">✔ Yes</w:t>
             </w:r>
           </w:p>
         </w:tc>
@@ -1925,7 +1925,7 @@
                 <w:sz w:val="15"/>
                 <w:szCs w:val="15"/>
               </w:rPr>
-              <w:t xml:space="preserve">market settling</w:t>
+              <w:t xml:space="preserve">Down won; 10→10 USDC 0xbfd0c9…</w:t>
             </w:r>
           </w:p>
         </w:tc>
@@ -3578,6 +3578,18 @@
           <w:szCs w:val="15"/>
         </w:rPr>
         <w:t xml:space="preserve">taker fill (BUY Up, 2) 0x9e5f9c286247af357ae8928e63bf8ca8f980285555ecf4cdba12f0472d1120b9</w:t>
+      </w:r>
+      <w:r>
+        <w:br/>
+      </w:r>
+      <w:r>
+        <w:rPr>
+          <w:rFonts w:ascii="Consolas" w:cs="Consolas" w:eastAsia="Consolas" w:hAnsi="Consolas"/>
+          <w:color w:val="3A3A50"/>
+          <w:sz w:val="15"/>
+          <w:szCs w:val="15"/>
+        </w:rPr>
+        <w:t xml:space="preserve">settle → redeem       0xbfd0c93c44bef14b36657e7194ada9225befc2b58d9e307561f257fa3d0a8c24  (Down won, 10→10 USDC)</w:t>
       </w:r>
     </w:p>
     <w:p>

--- a/event-contracts/DreamDEX-Event-Contracts-Report.docx
+++ b/event-contracts/DreamDEX-Event-Contracts-Report.docx
@@ -50,18 +50,18 @@
           <w:sz w:val="19"/>
           <w:szCs w:val="19"/>
         </w:rPr>
-        <w:t xml:space="preserve">Hands-on test of docs, SDK, app UI, and the full on-chain trading path. Retested 2026-08-11 · Somnia Shannon testnet · SDK 0.25.0. Every matrix row was executed live and recorded.</w:t>
+        <w:t xml:space="preserve">Hands-on test of docs, SDK, app UI, and the full on-chain trading path. Every tested feature listed as working / not working / issue. Tested 2026-08-11 · Somnia Shannon testnet · SDK 0.25.0.</w:t>
       </w:r>
     </w:p>
     <w:p>
       <w:pPr>
         <w:pBdr>
-          <w:top w:val="single" w:color="F0D9B5" w:sz="6" w:space="4"/>
-          <w:bottom w:val="single" w:color="F0D9B5" w:sz="6" w:space="4"/>
-          <w:left w:val="single" w:color="B25E09" w:sz="18" w:space="8"/>
-          <w:right w:val="single" w:color="F0D9B5" w:sz="6" w:space="4"/>
+          <w:top w:val="single" w:color="D9D2Fb" w:sz="6" w:space="4"/>
+          <w:bottom w:val="single" w:color="D9D2Fb" w:sz="6" w:space="4"/>
+          <w:left w:val="single" w:color="5B3DF5" w:sz="18" w:space="8"/>
+          <w:right w:val="single" w:color="D9D2Fb" w:sz="6" w:space="4"/>
         </w:pBdr>
-        <w:shd w:fill="FFF6E9" w:color="auto" w:val="clear"/>
+        <w:shd w:fill="F1EEFF" w:color="auto" w:val="clear"/>
         <w:spacing w:after="120" w:before="140"/>
       </w:pPr>
       <w:r>
@@ -73,7 +73,7 @@
           <w:sz w:val="19"/>
           <w:szCs w:val="19"/>
         </w:rPr>
-        <w:t xml:space="preserve">Indexer note: </w:t>
+        <w:t xml:space="preserve">Context: </w:t>
       </w:r>
       <w:r>
         <w:rPr>
@@ -82,7 +82,7 @@
           <w:sz w:val="19"/>
           <w:szCs w:val="19"/>
         </w:rPr>
-        <w:t xml:space="preserve">during this test the SDK's documented testnet indexer was unreachable (HTTP 000) while the app and RPC were up. Indexer-backed reads fail here; discovery was done from chain logs. This is a real availability finding, not a venue failure — the venue trades fine (matrix below).</w:t>
+        <w:t xml:space="preserve">at the first look the app’s backend was down, so it couldn’t load event markets — the empty selector, “no liquidity”, the wrong chart price and the odd balance were symptoms of that outage, not UI defects. This report retests every feature with the backend back up. Separately, the SDK’s documented testnet indexer was unreachable during this test, so indexer-backed SDK calls fail here and discovery was done from chain logs (a distinct availability issue).</w:t>
       </w:r>
     </w:p>
     <w:p>
@@ -101,7 +101,7 @@
           <w:sz w:val="30"/>
           <w:szCs w:val="30"/>
         </w:rPr>
-        <w:t xml:space="preserve">Test matrix — what we tested and whether it works</w:t>
+        <w:t xml:space="preserve">Test matrix — every feature we tested</w:t>
       </w:r>
     </w:p>
     <w:tbl>
@@ -129,7 +129,7 @@
         </w:trPr>
         <w:tc>
           <w:tcPr>
-            <w:tcW w:type="pct" w:w="5%"/>
+            <w:tcW w:type="pct" w:w="4%"/>
             <w:shd w:fill="1A1A2E" w:color="auto" w:val="clear"/>
             <w:tcMar>
               <w:top w:type="dxa" w:w="60"/>
@@ -154,7 +154,7 @@
         </w:tc>
         <w:tc>
           <w:tcPr>
-            <w:tcW w:type="pct" w:w="13%"/>
+            <w:tcW w:type="pct" w:w="12%"/>
             <w:shd w:fill="1A1A2E" w:color="auto" w:val="clear"/>
             <w:tcMar>
               <w:top w:type="dxa" w:w="60"/>
@@ -179,7 +179,7 @@
         </w:tc>
         <w:tc>
           <w:tcPr>
-            <w:tcW w:type="pct" w:w="42%"/>
+            <w:tcW w:type="pct" w:w="44%"/>
             <w:shd w:fill="1A1A2E" w:color="auto" w:val="clear"/>
             <w:tcMar>
               <w:top w:type="dxa" w:w="60"/>
@@ -198,13 +198,13 @@
                 <w:sz w:val="16"/>
                 <w:szCs w:val="16"/>
               </w:rPr>
-              <w:t xml:space="preserve">What we tested</w:t>
-            </w:r>
-          </w:p>
-        </w:tc>
-        <w:tc>
-          <w:tcPr>
-            <w:tcW w:type="pct" w:w="15%"/>
+              <w:t xml:space="preserve">Feature tested</w:t>
+            </w:r>
+          </w:p>
+        </w:tc>
+        <w:tc>
+          <w:tcPr>
+            <w:tcW w:type="pct" w:w="17%"/>
             <w:shd w:fill="1A1A2E" w:color="auto" w:val="clear"/>
             <w:tcMar>
               <w:top w:type="dxa" w:w="60"/>
@@ -223,13 +223,13 @@
                 <w:sz w:val="16"/>
                 <w:szCs w:val="16"/>
               </w:rPr>
-              <w:t xml:space="preserve">Works?</w:t>
-            </w:r>
-          </w:p>
-        </w:tc>
-        <w:tc>
-          <w:tcPr>
-            <w:tcW w:type="pct" w:w="25%"/>
+              <w:t xml:space="preserve">Status</w:t>
+            </w:r>
+          </w:p>
+        </w:tc>
+        <w:tc>
+          <w:tcPr>
+            <w:tcW w:type="pct" w:w="23%"/>
             <w:shd w:fill="1A1A2E" w:color="auto" w:val="clear"/>
             <w:tcMar>
               <w:top w:type="dxa" w:w="60"/>
@@ -256,7 +256,7 @@
       <w:tr>
         <w:tc>
           <w:tcPr>
-            <w:tcW w:type="pct" w:w="5%"/>
+            <w:tcW w:type="pct" w:w="4%"/>
             <w:tcMar>
               <w:top w:type="dxa" w:w="60"/>
               <w:left w:type="dxa" w:w="90"/>
@@ -281,7 +281,7 @@
         </w:tc>
         <w:tc>
           <w:tcPr>
-            <w:tcW w:type="pct" w:w="13%"/>
+            <w:tcW w:type="pct" w:w="12%"/>
             <w:tcMar>
               <w:top w:type="dxa" w:w="60"/>
               <w:left w:type="dxa" w:w="90"/>
@@ -300,38 +300,38 @@
                 <w:sz w:val="20"/>
                 <w:szCs w:val="20"/>
               </w:rPr>
-              <w:t xml:space="preserve">discovery</w:t>
-            </w:r>
-          </w:p>
-        </w:tc>
-        <w:tc>
-          <w:tcPr>
-            <w:tcW w:type="pct" w:w="42%"/>
-            <w:tcMar>
-              <w:top w:type="dxa" w:w="60"/>
-              <w:left w:type="dxa" w:w="90"/>
-              <w:bottom w:type="dxa" w:w="60"/>
-              <w:right w:type="dxa" w:w="90"/>
-            </w:tcMar>
-          </w:tcPr>
-          <w:p>
-            <w:pPr>
-              <w:spacing w:after="0"/>
-            </w:pPr>
-            <w:r>
-              <w:rPr>
-                <w:rFonts w:ascii="Calibri" w:cs="Calibri" w:eastAsia="Calibri" w:hAnsi="Calibri"/>
-                <w:color w:val="1A1A2E"/>
-                <w:sz w:val="20"/>
-                <w:szCs w:val="20"/>
-              </w:rPr>
-              <w:t xml:space="preserve">Market discovery from chain logs (no indexer)</w:t>
-            </w:r>
-          </w:p>
-        </w:tc>
-        <w:tc>
-          <w:tcPr>
-            <w:tcW w:type="pct" w:w="15%"/>
+              <w:t xml:space="preserve">App UI</w:t>
+            </w:r>
+          </w:p>
+        </w:tc>
+        <w:tc>
+          <w:tcPr>
+            <w:tcW w:type="pct" w:w="44%"/>
+            <w:tcMar>
+              <w:top w:type="dxa" w:w="60"/>
+              <w:left w:type="dxa" w:w="90"/>
+              <w:bottom w:type="dxa" w:w="60"/>
+              <w:right w:type="dxa" w:w="90"/>
+            </w:tcMar>
+          </w:tcPr>
+          <w:p>
+            <w:pPr>
+              <w:spacing w:after="0"/>
+            </w:pPr>
+            <w:r>
+              <w:rPr>
+                <w:rFonts w:ascii="Calibri" w:cs="Calibri" w:eastAsia="Calibri" w:hAnsi="Calibri"/>
+                <w:color w:val="1A1A2E"/>
+                <w:sz w:val="20"/>
+                <w:szCs w:val="20"/>
+              </w:rPr>
+              <w:t xml:space="preserve">Event market loads and is selectable</w:t>
+            </w:r>
+          </w:p>
+        </w:tc>
+        <w:tc>
+          <w:tcPr>
+            <w:tcW w:type="pct" w:w="17%"/>
             <w:tcMar>
               <w:top w:type="dxa" w:w="60"/>
               <w:left w:type="dxa" w:w="90"/>
@@ -349,16 +349,16 @@
                 <w:b/>
                 <w:bCs/>
                 <w:color w:val="0B7A46"/>
-                <w:sz w:val="18"/>
-                <w:szCs w:val="18"/>
-              </w:rPr>
-              <w:t xml:space="preserve">✔ Yes</w:t>
-            </w:r>
-          </w:p>
-        </w:tc>
-        <w:tc>
-          <w:tcPr>
-            <w:tcW w:type="pct" w:w="25%"/>
+                <w:sz w:val="17"/>
+                <w:szCs w:val="17"/>
+              </w:rPr>
+              <w:t xml:space="preserve">✔ Working</w:t>
+            </w:r>
+          </w:p>
+        </w:tc>
+        <w:tc>
+          <w:tcPr>
+            <w:tcW w:type="pct" w:w="23%"/>
             <w:tcMar>
               <w:top w:type="dxa" w:w="60"/>
               <w:left w:type="dxa" w:w="90"/>
@@ -377,7 +377,7 @@
                 <w:sz w:val="15"/>
                 <w:szCs w:val="15"/>
               </w:rPr>
-              <w:t xml:space="preserve">12 events; BTC+ETH; 15m/1h/4h</w:t>
+              <w:t xml:space="preserve">working/RETEST-01</w:t>
             </w:r>
           </w:p>
         </w:tc>
@@ -385,7 +385,7 @@
       <w:tr>
         <w:tc>
           <w:tcPr>
-            <w:tcW w:type="pct" w:w="5%"/>
+            <w:tcW w:type="pct" w:w="4%"/>
             <w:tcMar>
               <w:top w:type="dxa" w:w="60"/>
               <w:left w:type="dxa" w:w="90"/>
@@ -410,7 +410,7 @@
         </w:tc>
         <w:tc>
           <w:tcPr>
-            <w:tcW w:type="pct" w:w="13%"/>
+            <w:tcW w:type="pct" w:w="12%"/>
             <w:tcMar>
               <w:top w:type="dxa" w:w="60"/>
               <w:left w:type="dxa" w:w="90"/>
@@ -429,38 +429,38 @@
                 <w:sz w:val="20"/>
                 <w:szCs w:val="20"/>
               </w:rPr>
-              <w:t xml:space="preserve">read</w:t>
-            </w:r>
-          </w:p>
-        </w:tc>
-        <w:tc>
-          <w:tcPr>
-            <w:tcW w:type="pct" w:w="42%"/>
-            <w:tcMar>
-              <w:top w:type="dxa" w:w="60"/>
-              <w:left w:type="dxa" w:w="90"/>
-              <w:bottom w:type="dxa" w:w="60"/>
-              <w:right w:type="dxa" w:w="90"/>
-            </w:tcMar>
-          </w:tcPr>
-          <w:p>
-            <w:pPr>
-              <w:spacing w:after="0"/>
-            </w:pPr>
-            <w:r>
-              <w:rPr>
-                <w:rFonts w:ascii="Calibri" w:cs="Calibri" w:eastAsia="Calibri" w:hAnsi="Calibri"/>
-                <w:color w:val="1A1A2E"/>
-                <w:sz w:val="20"/>
-                <w:szCs w:val="20"/>
-              </w:rPr>
-              <w:t xml:space="preserve">Market status on-chain (getMarketOnchain)</w:t>
-            </w:r>
-          </w:p>
-        </w:tc>
-        <w:tc>
-          <w:tcPr>
-            <w:tcW w:type="pct" w:w="15%"/>
+              <w:t xml:space="preserve">App UI</w:t>
+            </w:r>
+          </w:p>
+        </w:tc>
+        <w:tc>
+          <w:tcPr>
+            <w:tcW w:type="pct" w:w="44%"/>
+            <w:tcMar>
+              <w:top w:type="dxa" w:w="60"/>
+              <w:left w:type="dxa" w:w="90"/>
+              <w:bottom w:type="dxa" w:w="60"/>
+              <w:right w:type="dxa" w:w="90"/>
+            </w:tcMar>
+          </w:tcPr>
+          <w:p>
+            <w:pPr>
+              <w:spacing w:after="0"/>
+            </w:pPr>
+            <w:r>
+              <w:rPr>
+                <w:rFonts w:ascii="Calibri" w:cs="Calibri" w:eastAsia="Calibri" w:hAnsi="Calibri"/>
+                <w:color w:val="1A1A2E"/>
+                <w:sz w:val="20"/>
+                <w:szCs w:val="20"/>
+              </w:rPr>
+              <w:t xml:space="preserve">Chart: correct asset + strike line + Up/Down zones</w:t>
+            </w:r>
+          </w:p>
+        </w:tc>
+        <w:tc>
+          <w:tcPr>
+            <w:tcW w:type="pct" w:w="17%"/>
             <w:tcMar>
               <w:top w:type="dxa" w:w="60"/>
               <w:left w:type="dxa" w:w="90"/>
@@ -478,16 +478,16 @@
                 <w:b/>
                 <w:bCs/>
                 <w:color w:val="0B7A46"/>
-                <w:sz w:val="18"/>
-                <w:szCs w:val="18"/>
-              </w:rPr>
-              <w:t xml:space="preserve">✔ Yes</w:t>
-            </w:r>
-          </w:p>
-        </w:tc>
-        <w:tc>
-          <w:tcPr>
-            <w:tcW w:type="pct" w:w="25%"/>
+                <w:sz w:val="17"/>
+                <w:szCs w:val="17"/>
+              </w:rPr>
+              <w:t xml:space="preserve">✔ Working</w:t>
+            </w:r>
+          </w:p>
+        </w:tc>
+        <w:tc>
+          <w:tcPr>
+            <w:tcW w:type="pct" w:w="23%"/>
             <w:tcMar>
               <w:top w:type="dxa" w:w="60"/>
               <w:left w:type="dxa" w:w="90"/>
@@ -506,7 +506,7 @@
                 <w:sz w:val="15"/>
                 <w:szCs w:val="15"/>
               </w:rPr>
-              <w:t xml:space="preserve">status/finalized/winner</w:t>
+              <w:t xml:space="preserve">working/RETEST-02</w:t>
             </w:r>
           </w:p>
         </w:tc>
@@ -514,7 +514,7 @@
       <w:tr>
         <w:tc>
           <w:tcPr>
-            <w:tcW w:type="pct" w:w="5%"/>
+            <w:tcW w:type="pct" w:w="4%"/>
             <w:tcMar>
               <w:top w:type="dxa" w:w="60"/>
               <w:left w:type="dxa" w:w="90"/>
@@ -539,7 +539,7 @@
         </w:tc>
         <w:tc>
           <w:tcPr>
-            <w:tcW w:type="pct" w:w="13%"/>
+            <w:tcW w:type="pct" w:w="12%"/>
             <w:tcMar>
               <w:top w:type="dxa" w:w="60"/>
               <w:left w:type="dxa" w:w="90"/>
@@ -558,38 +558,38 @@
                 <w:sz w:val="20"/>
                 <w:szCs w:val="20"/>
               </w:rPr>
-              <w:t xml:space="preserve">read</w:t>
-            </w:r>
-          </w:p>
-        </w:tc>
-        <w:tc>
-          <w:tcPr>
-            <w:tcW w:type="pct" w:w="42%"/>
-            <w:tcMar>
-              <w:top w:type="dxa" w:w="60"/>
-              <w:left w:type="dxa" w:w="90"/>
-              <w:bottom w:type="dxa" w:w="60"/>
-              <w:right w:type="dxa" w:w="90"/>
-            </w:tcMar>
-          </w:tcPr>
-          <w:p>
-            <w:pPr>
-              <w:spacing w:after="0"/>
-            </w:pPr>
-            <w:r>
-              <w:rPr>
-                <w:rFonts w:ascii="Calibri" w:cs="Calibri" w:eastAsia="Calibri" w:hAnsi="Calibri"/>
-                <w:color w:val="1A1A2E"/>
-                <w:sz w:val="20"/>
-                <w:szCs w:val="20"/>
-              </w:rPr>
-              <w:t xml:space="preserve">Order book on-chain (getAllOpenOrdersOnchain)</w:t>
-            </w:r>
-          </w:p>
-        </w:tc>
-        <w:tc>
-          <w:tcPr>
-            <w:tcW w:type="pct" w:w="15%"/>
+              <w:t xml:space="preserve">App UI</w:t>
+            </w:r>
+          </w:p>
+        </w:tc>
+        <w:tc>
+          <w:tcPr>
+            <w:tcW w:type="pct" w:w="44%"/>
+            <w:tcMar>
+              <w:top w:type="dxa" w:w="60"/>
+              <w:left w:type="dxa" w:w="90"/>
+              <w:bottom w:type="dxa" w:w="60"/>
+              <w:right w:type="dxa" w:w="90"/>
+            </w:tcMar>
+          </w:tcPr>
+          <w:p>
+            <w:pPr>
+              <w:spacing w:after="0"/>
+            </w:pPr>
+            <w:r>
+              <w:rPr>
+                <w:rFonts w:ascii="Calibri" w:cs="Calibri" w:eastAsia="Calibri" w:hAnsi="Calibri"/>
+                <w:color w:val="1A1A2E"/>
+                <w:sz w:val="20"/>
+                <w:szCs w:val="20"/>
+              </w:rPr>
+              <w:t xml:space="preserve">Order book renders (spread 3¢, last 58¢)</w:t>
+            </w:r>
+          </w:p>
+        </w:tc>
+        <w:tc>
+          <w:tcPr>
+            <w:tcW w:type="pct" w:w="17%"/>
             <w:tcMar>
               <w:top w:type="dxa" w:w="60"/>
               <w:left w:type="dxa" w:w="90"/>
@@ -607,16 +607,16 @@
                 <w:b/>
                 <w:bCs/>
                 <w:color w:val="0B7A46"/>
-                <w:sz w:val="18"/>
-                <w:szCs w:val="18"/>
-              </w:rPr>
-              <w:t xml:space="preserve">✔ Yes</w:t>
-            </w:r>
-          </w:p>
-        </w:tc>
-        <w:tc>
-          <w:tcPr>
-            <w:tcW w:type="pct" w:w="25%"/>
+                <w:sz w:val="17"/>
+                <w:szCs w:val="17"/>
+              </w:rPr>
+              <w:t xml:space="preserve">✔ Working</w:t>
+            </w:r>
+          </w:p>
+        </w:tc>
+        <w:tc>
+          <w:tcPr>
+            <w:tcW w:type="pct" w:w="23%"/>
             <w:tcMar>
               <w:top w:type="dxa" w:w="60"/>
               <w:left w:type="dxa" w:w="90"/>
@@ -635,7 +635,7 @@
                 <w:sz w:val="15"/>
                 <w:szCs w:val="15"/>
               </w:rPr>
-              <w:t xml:space="preserve">3 bids + 3 asks</w:t>
+              <w:t xml:space="preserve">working/RETEST-02</w:t>
             </w:r>
           </w:p>
         </w:tc>
@@ -643,7 +643,7 @@
       <w:tr>
         <w:tc>
           <w:tcPr>
-            <w:tcW w:type="pct" w:w="5%"/>
+            <w:tcW w:type="pct" w:w="4%"/>
             <w:tcMar>
               <w:top w:type="dxa" w:w="60"/>
               <w:left w:type="dxa" w:w="90"/>
@@ -668,7 +668,7 @@
         </w:tc>
         <w:tc>
           <w:tcPr>
-            <w:tcW w:type="pct" w:w="13%"/>
+            <w:tcW w:type="pct" w:w="12%"/>
             <w:tcMar>
               <w:top w:type="dxa" w:w="60"/>
               <w:left w:type="dxa" w:w="90"/>
@@ -687,38 +687,38 @@
                 <w:sz w:val="20"/>
                 <w:szCs w:val="20"/>
               </w:rPr>
-              <w:t xml:space="preserve">read</w:t>
-            </w:r>
-          </w:p>
-        </w:tc>
-        <w:tc>
-          <w:tcPr>
-            <w:tcW w:type="pct" w:w="42%"/>
-            <w:tcMar>
-              <w:top w:type="dxa" w:w="60"/>
-              <w:left w:type="dxa" w:w="90"/>
-              <w:bottom w:type="dxa" w:w="60"/>
-              <w:right w:type="dxa" w:w="90"/>
-            </w:tcMar>
-          </w:tcPr>
-          <w:p>
-            <w:pPr>
-              <w:spacing w:after="0"/>
-            </w:pPr>
-            <w:r>
-              <w:rPr>
-                <w:rFonts w:ascii="Calibri" w:cs="Calibri" w:eastAsia="Calibri" w:hAnsi="Calibri"/>
-                <w:color w:val="1A1A2E"/>
-                <w:sz w:val="20"/>
-                <w:szCs w:val="20"/>
-              </w:rPr>
-              <w:t xml:space="preserve">Outcome balances on-chain (getOutcomeBalance)</w:t>
-            </w:r>
-          </w:p>
-        </w:tc>
-        <w:tc>
-          <w:tcPr>
-            <w:tcW w:type="pct" w:w="15%"/>
+              <w:t xml:space="preserve">App UI</w:t>
+            </w:r>
+          </w:p>
+        </w:tc>
+        <w:tc>
+          <w:tcPr>
+            <w:tcW w:type="pct" w:w="44%"/>
+            <w:tcMar>
+              <w:top w:type="dxa" w:w="60"/>
+              <w:left w:type="dxa" w:w="90"/>
+              <w:bottom w:type="dxa" w:w="60"/>
+              <w:right w:type="dxa" w:w="90"/>
+            </w:tcMar>
+          </w:tcPr>
+          <w:p>
+            <w:pPr>
+              <w:spacing w:after="0"/>
+            </w:pPr>
+            <w:r>
+              <w:rPr>
+                <w:rFonts w:ascii="Calibri" w:cs="Calibri" w:eastAsia="Calibri" w:hAnsi="Calibri"/>
+                <w:color w:val="1A1A2E"/>
+                <w:sz w:val="20"/>
+                <w:szCs w:val="20"/>
+              </w:rPr>
+              <w:t xml:space="preserve">Max-stake, question/asset labels, balances</w:t>
+            </w:r>
+          </w:p>
+        </w:tc>
+        <w:tc>
+          <w:tcPr>
+            <w:tcW w:type="pct" w:w="17%"/>
             <w:tcMar>
               <w:top w:type="dxa" w:w="60"/>
               <w:left w:type="dxa" w:w="90"/>
@@ -736,16 +736,16 @@
                 <w:b/>
                 <w:bCs/>
                 <w:color w:val="0B7A46"/>
-                <w:sz w:val="18"/>
-                <w:szCs w:val="18"/>
-              </w:rPr>
-              <w:t xml:space="preserve">✔ Yes</w:t>
-            </w:r>
-          </w:p>
-        </w:tc>
-        <w:tc>
-          <w:tcPr>
-            <w:tcW w:type="pct" w:w="25%"/>
+                <w:sz w:val="17"/>
+                <w:szCs w:val="17"/>
+              </w:rPr>
+              <w:t xml:space="preserve">✔ Working</w:t>
+            </w:r>
+          </w:p>
+        </w:tc>
+        <w:tc>
+          <w:tcPr>
+            <w:tcW w:type="pct" w:w="23%"/>
             <w:tcMar>
               <w:top w:type="dxa" w:w="60"/>
               <w:left w:type="dxa" w:w="90"/>
@@ -764,7 +764,7 @@
                 <w:sz w:val="15"/>
                 <w:szCs w:val="15"/>
               </w:rPr>
-              <w:t xml:space="preserve">ERC-6909 Up/Down</w:t>
+              <w:t xml:space="preserve">working/RETEST-01</w:t>
             </w:r>
           </w:p>
         </w:tc>
@@ -772,7 +772,7 @@
       <w:tr>
         <w:tc>
           <w:tcPr>
-            <w:tcW w:type="pct" w:w="5%"/>
+            <w:tcW w:type="pct" w:w="4%"/>
             <w:tcMar>
               <w:top w:type="dxa" w:w="60"/>
               <w:left w:type="dxa" w:w="90"/>
@@ -797,7 +797,7 @@
         </w:tc>
         <w:tc>
           <w:tcPr>
-            <w:tcW w:type="pct" w:w="13%"/>
+            <w:tcW w:type="pct" w:w="12%"/>
             <w:tcMar>
               <w:top w:type="dxa" w:w="60"/>
               <w:left w:type="dxa" w:w="90"/>
@@ -816,38 +816,38 @@
                 <w:sz w:val="20"/>
                 <w:szCs w:val="20"/>
               </w:rPr>
-              <w:t xml:space="preserve">helper</w:t>
-            </w:r>
-          </w:p>
-        </w:tc>
-        <w:tc>
-          <w:tcPr>
-            <w:tcW w:type="pct" w:w="42%"/>
-            <w:tcMar>
-              <w:top w:type="dxa" w:w="60"/>
-              <w:left w:type="dxa" w:w="90"/>
-              <w:bottom w:type="dxa" w:w="60"/>
-              <w:right w:type="dxa" w:w="90"/>
-            </w:tcMar>
-          </w:tcPr>
-          <w:p>
-            <w:pPr>
-              <w:spacing w:after="0"/>
-            </w:pPr>
-            <w:r>
-              <w:rPr>
-                <w:rFonts w:ascii="Calibri" w:cs="Calibri" w:eastAsia="Calibri" w:hAnsi="Calibri"/>
-                <w:color w:val="1A1A2E"/>
-                <w:sz w:val="20"/>
-                <w:szCs w:val="20"/>
-              </w:rPr>
-              <w:t xml:space="preserve">probabilityToPrice / priceToProbability</w:t>
-            </w:r>
-          </w:p>
-        </w:tc>
-        <w:tc>
-          <w:tcPr>
-            <w:tcW w:type="pct" w:w="15%"/>
+              <w:t xml:space="preserve">App UI</w:t>
+            </w:r>
+          </w:p>
+        </w:tc>
+        <w:tc>
+          <w:tcPr>
+            <w:tcW w:type="pct" w:w="44%"/>
+            <w:tcMar>
+              <w:top w:type="dxa" w:w="60"/>
+              <w:left w:type="dxa" w:w="90"/>
+              <w:bottom w:type="dxa" w:w="60"/>
+              <w:right w:type="dxa" w:w="90"/>
+            </w:tcMar>
+          </w:tcPr>
+          <w:p>
+            <w:pPr>
+              <w:spacing w:after="0"/>
+            </w:pPr>
+            <w:r>
+              <w:rPr>
+                <w:rFonts w:ascii="Calibri" w:cs="Calibri" w:eastAsia="Calibri" w:hAnsi="Calibri"/>
+                <w:color w:val="1A1A2E"/>
+                <w:sz w:val="20"/>
+                <w:szCs w:val="20"/>
+              </w:rPr>
+              <w:t xml:space="preserve">“Recently published” results feed</w:t>
+            </w:r>
+          </w:p>
+        </w:tc>
+        <w:tc>
+          <w:tcPr>
+            <w:tcW w:type="pct" w:w="17%"/>
             <w:tcMar>
               <w:top w:type="dxa" w:w="60"/>
               <w:left w:type="dxa" w:w="90"/>
@@ -865,16 +865,16 @@
                 <w:b/>
                 <w:bCs/>
                 <w:color w:val="0B7A46"/>
-                <w:sz w:val="18"/>
-                <w:szCs w:val="18"/>
-              </w:rPr>
-              <w:t xml:space="preserve">✔ Yes</w:t>
-            </w:r>
-          </w:p>
-        </w:tc>
-        <w:tc>
-          <w:tcPr>
-            <w:tcW w:type="pct" w:w="25%"/>
+                <w:sz w:val="17"/>
+                <w:szCs w:val="17"/>
+              </w:rPr>
+              <w:t xml:space="preserve">✔ Working</w:t>
+            </w:r>
+          </w:p>
+        </w:tc>
+        <w:tc>
+          <w:tcPr>
+            <w:tcW w:type="pct" w:w="23%"/>
             <w:tcMar>
               <w:top w:type="dxa" w:w="60"/>
               <w:left w:type="dxa" w:w="90"/>
@@ -893,7 +893,7 @@
                 <w:sz w:val="15"/>
                 <w:szCs w:val="15"/>
               </w:rPr>
-              <w:t xml:space="preserve">0.62→620000→0.62</w:t>
+              <w:t xml:space="preserve">working/RETEST-01</w:t>
             </w:r>
           </w:p>
         </w:tc>
@@ -901,7 +901,7 @@
       <w:tr>
         <w:tc>
           <w:tcPr>
-            <w:tcW w:type="pct" w:w="5%"/>
+            <w:tcW w:type="pct" w:w="4%"/>
             <w:tcMar>
               <w:top w:type="dxa" w:w="60"/>
               <w:left w:type="dxa" w:w="90"/>
@@ -926,7 +926,7 @@
         </w:tc>
         <w:tc>
           <w:tcPr>
-            <w:tcW w:type="pct" w:w="13%"/>
+            <w:tcW w:type="pct" w:w="12%"/>
             <w:tcMar>
               <w:top w:type="dxa" w:w="60"/>
               <w:left w:type="dxa" w:w="90"/>
@@ -945,38 +945,38 @@
                 <w:sz w:val="20"/>
                 <w:szCs w:val="20"/>
               </w:rPr>
-              <w:t xml:space="preserve">write</w:t>
-            </w:r>
-          </w:p>
-        </w:tc>
-        <w:tc>
-          <w:tcPr>
-            <w:tcW w:type="pct" w:w="42%"/>
-            <w:tcMar>
-              <w:top w:type="dxa" w:w="60"/>
-              <w:left w:type="dxa" w:w="90"/>
-              <w:bottom w:type="dxa" w:w="60"/>
-              <w:right w:type="dxa" w:w="90"/>
-            </w:tcMar>
-          </w:tcPr>
-          <w:p>
-            <w:pPr>
-              <w:spacing w:after="0"/>
-            </w:pPr>
-            <w:r>
-              <w:rPr>
-                <w:rFonts w:ascii="Calibri" w:cs="Calibri" w:eastAsia="Calibri" w:hAnsi="Calibri"/>
-                <w:color w:val="1A1A2E"/>
-                <w:sz w:val="20"/>
-                <w:szCs w:val="20"/>
-              </w:rPr>
-              <w:t xml:space="preserve">faucet TestUSDC</w:t>
-            </w:r>
-          </w:p>
-        </w:tc>
-        <w:tc>
-          <w:tcPr>
-            <w:tcW w:type="pct" w:w="15%"/>
+              <w:t xml:space="preserve">SDK read</w:t>
+            </w:r>
+          </w:p>
+        </w:tc>
+        <w:tc>
+          <w:tcPr>
+            <w:tcW w:type="pct" w:w="44%"/>
+            <w:tcMar>
+              <w:top w:type="dxa" w:w="60"/>
+              <w:left w:type="dxa" w:w="90"/>
+              <w:bottom w:type="dxa" w:w="60"/>
+              <w:right w:type="dxa" w:w="90"/>
+            </w:tcMar>
+          </w:tcPr>
+          <w:p>
+            <w:pPr>
+              <w:spacing w:after="0"/>
+            </w:pPr>
+            <w:r>
+              <w:rPr>
+                <w:rFonts w:ascii="Calibri" w:cs="Calibri" w:eastAsia="Calibri" w:hAnsi="Calibri"/>
+                <w:color w:val="1A1A2E"/>
+                <w:sz w:val="20"/>
+                <w:szCs w:val="20"/>
+              </w:rPr>
+              <w:t xml:space="preserve">Discovery from chain logs (no indexer)</w:t>
+            </w:r>
+          </w:p>
+        </w:tc>
+        <w:tc>
+          <w:tcPr>
+            <w:tcW w:type="pct" w:w="17%"/>
             <w:tcMar>
               <w:top w:type="dxa" w:w="60"/>
               <w:left w:type="dxa" w:w="90"/>
@@ -994,16 +994,16 @@
                 <w:b/>
                 <w:bCs/>
                 <w:color w:val="0B7A46"/>
-                <w:sz w:val="18"/>
-                <w:szCs w:val="18"/>
-              </w:rPr>
-              <w:t xml:space="preserve">✔ Yes</w:t>
-            </w:r>
-          </w:p>
-        </w:tc>
-        <w:tc>
-          <w:tcPr>
-            <w:tcW w:type="pct" w:w="25%"/>
+                <w:sz w:val="17"/>
+                <w:szCs w:val="17"/>
+              </w:rPr>
+              <w:t xml:space="preserve">✔ Working</w:t>
+            </w:r>
+          </w:p>
+        </w:tc>
+        <w:tc>
+          <w:tcPr>
+            <w:tcW w:type="pct" w:w="23%"/>
             <w:tcMar>
               <w:top w:type="dxa" w:w="60"/>
               <w:left w:type="dxa" w:w="90"/>
@@ -1022,7 +1022,7 @@
                 <w:sz w:val="15"/>
                 <w:szCs w:val="15"/>
               </w:rPr>
-              <w:t xml:space="preserve">0xeab04b…54b1</w:t>
+              <w:t xml:space="preserve">12 events; BTC+ETH</w:t>
             </w:r>
           </w:p>
         </w:tc>
@@ -1030,7 +1030,7 @@
       <w:tr>
         <w:tc>
           <w:tcPr>
-            <w:tcW w:type="pct" w:w="5%"/>
+            <w:tcW w:type="pct" w:w="4%"/>
             <w:tcMar>
               <w:top w:type="dxa" w:w="60"/>
               <w:left w:type="dxa" w:w="90"/>
@@ -1055,7 +1055,7 @@
         </w:tc>
         <w:tc>
           <w:tcPr>
-            <w:tcW w:type="pct" w:w="13%"/>
+            <w:tcW w:type="pct" w:w="12%"/>
             <w:tcMar>
               <w:top w:type="dxa" w:w="60"/>
               <w:left w:type="dxa" w:w="90"/>
@@ -1074,38 +1074,38 @@
                 <w:sz w:val="20"/>
                 <w:szCs w:val="20"/>
               </w:rPr>
-              <w:t xml:space="preserve">write</w:t>
-            </w:r>
-          </w:p>
-        </w:tc>
-        <w:tc>
-          <w:tcPr>
-            <w:tcW w:type="pct" w:w="42%"/>
-            <w:tcMar>
-              <w:top w:type="dxa" w:w="60"/>
-              <w:left w:type="dxa" w:w="90"/>
-              <w:bottom w:type="dxa" w:w="60"/>
-              <w:right w:type="dxa" w:w="90"/>
-            </w:tcMar>
-          </w:tcPr>
-          <w:p>
-            <w:pPr>
-              <w:spacing w:after="0"/>
-            </w:pPr>
-            <w:r>
-              <w:rPr>
-                <w:rFonts w:ascii="Calibri" w:cs="Calibri" w:eastAsia="Calibri" w:hAnsi="Calibri"/>
-                <w:color w:val="1A1A2E"/>
-                <w:sz w:val="20"/>
-                <w:szCs w:val="20"/>
-              </w:rPr>
-              <w:t xml:space="preserve">mintSet — 1 collateral → 1 Up + 1 Down</w:t>
-            </w:r>
-          </w:p>
-        </w:tc>
-        <w:tc>
-          <w:tcPr>
-            <w:tcW w:type="pct" w:w="15%"/>
+              <w:t xml:space="preserve">SDK read</w:t>
+            </w:r>
+          </w:p>
+        </w:tc>
+        <w:tc>
+          <w:tcPr>
+            <w:tcW w:type="pct" w:w="44%"/>
+            <w:tcMar>
+              <w:top w:type="dxa" w:w="60"/>
+              <w:left w:type="dxa" w:w="90"/>
+              <w:bottom w:type="dxa" w:w="60"/>
+              <w:right w:type="dxa" w:w="90"/>
+            </w:tcMar>
+          </w:tcPr>
+          <w:p>
+            <w:pPr>
+              <w:spacing w:after="0"/>
+            </w:pPr>
+            <w:r>
+              <w:rPr>
+                <w:rFonts w:ascii="Calibri" w:cs="Calibri" w:eastAsia="Calibri" w:hAnsi="Calibri"/>
+                <w:color w:val="1A1A2E"/>
+                <w:sz w:val="20"/>
+                <w:szCs w:val="20"/>
+              </w:rPr>
+              <w:t xml:space="preserve">Market status on-chain (getMarketOnchain)</w:t>
+            </w:r>
+          </w:p>
+        </w:tc>
+        <w:tc>
+          <w:tcPr>
+            <w:tcW w:type="pct" w:w="17%"/>
             <w:tcMar>
               <w:top w:type="dxa" w:w="60"/>
               <w:left w:type="dxa" w:w="90"/>
@@ -1123,16 +1123,16 @@
                 <w:b/>
                 <w:bCs/>
                 <w:color w:val="0B7A46"/>
-                <w:sz w:val="18"/>
-                <w:szCs w:val="18"/>
-              </w:rPr>
-              <w:t xml:space="preserve">✔ Yes</w:t>
-            </w:r>
-          </w:p>
-        </w:tc>
-        <w:tc>
-          <w:tcPr>
-            <w:tcW w:type="pct" w:w="25%"/>
+                <w:sz w:val="17"/>
+                <w:szCs w:val="17"/>
+              </w:rPr>
+              <w:t xml:space="preserve">✔ Working</w:t>
+            </w:r>
+          </w:p>
+        </w:tc>
+        <w:tc>
+          <w:tcPr>
+            <w:tcW w:type="pct" w:w="23%"/>
             <w:tcMar>
               <w:top w:type="dxa" w:w="60"/>
               <w:left w:type="dxa" w:w="90"/>
@@ -1151,7 +1151,7 @@
                 <w:sz w:val="15"/>
                 <w:szCs w:val="15"/>
               </w:rPr>
-              <w:t xml:space="preserve">ΔUp+6 ΔDown+6</w:t>
+              <w:t xml:space="preserve">status/finalized/winner</w:t>
             </w:r>
           </w:p>
         </w:tc>
@@ -1159,7 +1159,7 @@
       <w:tr>
         <w:tc>
           <w:tcPr>
-            <w:tcW w:type="pct" w:w="5%"/>
+            <w:tcW w:type="pct" w:w="4%"/>
             <w:tcMar>
               <w:top w:type="dxa" w:w="60"/>
               <w:left w:type="dxa" w:w="90"/>
@@ -1184,7 +1184,7 @@
         </w:tc>
         <w:tc>
           <w:tcPr>
-            <w:tcW w:type="pct" w:w="13%"/>
+            <w:tcW w:type="pct" w:w="12%"/>
             <w:tcMar>
               <w:top w:type="dxa" w:w="60"/>
               <w:left w:type="dxa" w:w="90"/>
@@ -1203,38 +1203,38 @@
                 <w:sz w:val="20"/>
                 <w:szCs w:val="20"/>
               </w:rPr>
-              <w:t xml:space="preserve">write</w:t>
-            </w:r>
-          </w:p>
-        </w:tc>
-        <w:tc>
-          <w:tcPr>
-            <w:tcW w:type="pct" w:w="42%"/>
-            <w:tcMar>
-              <w:top w:type="dxa" w:w="60"/>
-              <w:left w:type="dxa" w:w="90"/>
-              <w:bottom w:type="dxa" w:w="60"/>
-              <w:right w:type="dxa" w:w="90"/>
-            </w:tcMar>
-          </w:tcPr>
-          <w:p>
-            <w:pPr>
-              <w:spacing w:after="0"/>
-            </w:pPr>
-            <w:r>
-              <w:rPr>
-                <w:rFonts w:ascii="Calibri" w:cs="Calibri" w:eastAsia="Calibri" w:hAnsi="Calibri"/>
-                <w:color w:val="1A1A2E"/>
-                <w:sz w:val="20"/>
-                <w:szCs w:val="20"/>
-              </w:rPr>
-              <w:t xml:space="preserve">burnSet — merge Up + Down → collateral</w:t>
-            </w:r>
-          </w:p>
-        </w:tc>
-        <w:tc>
-          <w:tcPr>
-            <w:tcW w:type="pct" w:w="15%"/>
+              <w:t xml:space="preserve">SDK read</w:t>
+            </w:r>
+          </w:p>
+        </w:tc>
+        <w:tc>
+          <w:tcPr>
+            <w:tcW w:type="pct" w:w="44%"/>
+            <w:tcMar>
+              <w:top w:type="dxa" w:w="60"/>
+              <w:left w:type="dxa" w:w="90"/>
+              <w:bottom w:type="dxa" w:w="60"/>
+              <w:right w:type="dxa" w:w="90"/>
+            </w:tcMar>
+          </w:tcPr>
+          <w:p>
+            <w:pPr>
+              <w:spacing w:after="0"/>
+            </w:pPr>
+            <w:r>
+              <w:rPr>
+                <w:rFonts w:ascii="Calibri" w:cs="Calibri" w:eastAsia="Calibri" w:hAnsi="Calibri"/>
+                <w:color w:val="1A1A2E"/>
+                <w:sz w:val="20"/>
+                <w:szCs w:val="20"/>
+              </w:rPr>
+              <w:t xml:space="preserve">Order book on-chain (getAllOpenOrdersOnchain)</w:t>
+            </w:r>
+          </w:p>
+        </w:tc>
+        <w:tc>
+          <w:tcPr>
+            <w:tcW w:type="pct" w:w="17%"/>
             <w:tcMar>
               <w:top w:type="dxa" w:w="60"/>
               <w:left w:type="dxa" w:w="90"/>
@@ -1252,16 +1252,16 @@
                 <w:b/>
                 <w:bCs/>
                 <w:color w:val="0B7A46"/>
-                <w:sz w:val="18"/>
-                <w:szCs w:val="18"/>
-              </w:rPr>
-              <w:t xml:space="preserve">✔ Yes</w:t>
-            </w:r>
-          </w:p>
-        </w:tc>
-        <w:tc>
-          <w:tcPr>
-            <w:tcW w:type="pct" w:w="25%"/>
+                <w:sz w:val="17"/>
+                <w:szCs w:val="17"/>
+              </w:rPr>
+              <w:t xml:space="preserve">✔ Working</w:t>
+            </w:r>
+          </w:p>
+        </w:tc>
+        <w:tc>
+          <w:tcPr>
+            <w:tcW w:type="pct" w:w="23%"/>
             <w:tcMar>
               <w:top w:type="dxa" w:w="60"/>
               <w:left w:type="dxa" w:w="90"/>
@@ -1280,7 +1280,7 @@
                 <w:sz w:val="15"/>
                 <w:szCs w:val="15"/>
               </w:rPr>
-              <w:t xml:space="preserve">ΔUp−2 ΔDown−2</w:t>
+              <w:t xml:space="preserve">3 bids + 3 asks</w:t>
             </w:r>
           </w:p>
         </w:tc>
@@ -1288,7 +1288,7 @@
       <w:tr>
         <w:tc>
           <w:tcPr>
-            <w:tcW w:type="pct" w:w="5%"/>
+            <w:tcW w:type="pct" w:w="4%"/>
             <w:tcMar>
               <w:top w:type="dxa" w:w="60"/>
               <w:left w:type="dxa" w:w="90"/>
@@ -1313,7 +1313,7 @@
         </w:tc>
         <w:tc>
           <w:tcPr>
-            <w:tcW w:type="pct" w:w="13%"/>
+            <w:tcW w:type="pct" w:w="12%"/>
             <w:tcMar>
               <w:top w:type="dxa" w:w="60"/>
               <w:left w:type="dxa" w:w="90"/>
@@ -1332,38 +1332,38 @@
                 <w:sz w:val="20"/>
                 <w:szCs w:val="20"/>
               </w:rPr>
-              <w:t xml:space="preserve">write</w:t>
-            </w:r>
-          </w:p>
-        </w:tc>
-        <w:tc>
-          <w:tcPr>
-            <w:tcW w:type="pct" w:w="42%"/>
-            <w:tcMar>
-              <w:top w:type="dxa" w:w="60"/>
-              <w:left w:type="dxa" w:w="90"/>
-              <w:bottom w:type="dxa" w:w="60"/>
-              <w:right w:type="dxa" w:w="90"/>
-            </w:tcMar>
-          </w:tcPr>
-          <w:p>
-            <w:pPr>
-              <w:spacing w:after="0"/>
-            </w:pPr>
-            <w:r>
-              <w:rPr>
-                <w:rFonts w:ascii="Calibri" w:cs="Calibri" w:eastAsia="Calibri" w:hAnsi="Calibri"/>
-                <w:color w:val="1A1A2E"/>
-                <w:sz w:val="20"/>
-                <w:szCs w:val="20"/>
-              </w:rPr>
-              <w:t xml:space="preserve">Maker order rests (PostOnly SELL Up)</w:t>
-            </w:r>
-          </w:p>
-        </w:tc>
-        <w:tc>
-          <w:tcPr>
-            <w:tcW w:type="pct" w:w="15%"/>
+              <w:t xml:space="preserve">SDK read</w:t>
+            </w:r>
+          </w:p>
+        </w:tc>
+        <w:tc>
+          <w:tcPr>
+            <w:tcW w:type="pct" w:w="44%"/>
+            <w:tcMar>
+              <w:top w:type="dxa" w:w="60"/>
+              <w:left w:type="dxa" w:w="90"/>
+              <w:bottom w:type="dxa" w:w="60"/>
+              <w:right w:type="dxa" w:w="90"/>
+            </w:tcMar>
+          </w:tcPr>
+          <w:p>
+            <w:pPr>
+              <w:spacing w:after="0"/>
+            </w:pPr>
+            <w:r>
+              <w:rPr>
+                <w:rFonts w:ascii="Calibri" w:cs="Calibri" w:eastAsia="Calibri" w:hAnsi="Calibri"/>
+                <w:color w:val="1A1A2E"/>
+                <w:sz w:val="20"/>
+                <w:szCs w:val="20"/>
+              </w:rPr>
+              <w:t xml:space="preserve">Outcome balances on-chain (getOutcomeBalance)</w:t>
+            </w:r>
+          </w:p>
+        </w:tc>
+        <w:tc>
+          <w:tcPr>
+            <w:tcW w:type="pct" w:w="17%"/>
             <w:tcMar>
               <w:top w:type="dxa" w:w="60"/>
               <w:left w:type="dxa" w:w="90"/>
@@ -1381,16 +1381,16 @@
                 <w:b/>
                 <w:bCs/>
                 <w:color w:val="0B7A46"/>
-                <w:sz w:val="18"/>
-                <w:szCs w:val="18"/>
-              </w:rPr>
-              <w:t xml:space="preserve">✔ Yes</w:t>
-            </w:r>
-          </w:p>
-        </w:tc>
-        <w:tc>
-          <w:tcPr>
-            <w:tcW w:type="pct" w:w="25%"/>
+                <w:sz w:val="17"/>
+                <w:szCs w:val="17"/>
+              </w:rPr>
+              <w:t xml:space="preserve">✔ Working</w:t>
+            </w:r>
+          </w:p>
+        </w:tc>
+        <w:tc>
+          <w:tcPr>
+            <w:tcW w:type="pct" w:w="23%"/>
             <w:tcMar>
               <w:top w:type="dxa" w:w="60"/>
               <w:left w:type="dxa" w:w="90"/>
@@ -1409,7 +1409,7 @@
                 <w:sz w:val="15"/>
                 <w:szCs w:val="15"/>
               </w:rPr>
-              <w:t xml:space="preserve">orderId returned</w:t>
+              <w:t xml:space="preserve">ERC-6909 Up/Down</w:t>
             </w:r>
           </w:p>
         </w:tc>
@@ -1417,7 +1417,7 @@
       <w:tr>
         <w:tc>
           <w:tcPr>
-            <w:tcW w:type="pct" w:w="5%"/>
+            <w:tcW w:type="pct" w:w="4%"/>
             <w:tcMar>
               <w:top w:type="dxa" w:w="60"/>
               <w:left w:type="dxa" w:w="90"/>
@@ -1442,7 +1442,7 @@
         </w:tc>
         <w:tc>
           <w:tcPr>
-            <w:tcW w:type="pct" w:w="13%"/>
+            <w:tcW w:type="pct" w:w="12%"/>
             <w:tcMar>
               <w:top w:type="dxa" w:w="60"/>
               <w:left w:type="dxa" w:w="90"/>
@@ -1461,13 +1461,13 @@
                 <w:sz w:val="20"/>
                 <w:szCs w:val="20"/>
               </w:rPr>
-              <w:t xml:space="preserve">read</w:t>
-            </w:r>
-          </w:p>
-        </w:tc>
-        <w:tc>
-          <w:tcPr>
-            <w:tcW w:type="pct" w:w="42%"/>
+              <w:t xml:space="preserve">SDK read</w:t>
+            </w:r>
+          </w:p>
+        </w:tc>
+        <w:tc>
+          <w:tcPr>
+            <w:tcW w:type="pct" w:w="44%"/>
             <w:tcMar>
               <w:top w:type="dxa" w:w="60"/>
               <w:left w:type="dxa" w:w="90"/>
@@ -1492,7 +1492,7 @@
         </w:tc>
         <w:tc>
           <w:tcPr>
-            <w:tcW w:type="pct" w:w="15%"/>
+            <w:tcW w:type="pct" w:w="17%"/>
             <w:tcMar>
               <w:top w:type="dxa" w:w="60"/>
               <w:left w:type="dxa" w:w="90"/>
@@ -1510,16 +1510,16 @@
                 <w:b/>
                 <w:bCs/>
                 <w:color w:val="0B7A46"/>
-                <w:sz w:val="18"/>
-                <w:szCs w:val="18"/>
-              </w:rPr>
-              <w:t xml:space="preserve">✔ Yes</w:t>
-            </w:r>
-          </w:p>
-        </w:tc>
-        <w:tc>
-          <w:tcPr>
-            <w:tcW w:type="pct" w:w="25%"/>
+                <w:sz w:val="17"/>
+                <w:szCs w:val="17"/>
+              </w:rPr>
+              <w:t xml:space="preserve">✔ Working</w:t>
+            </w:r>
+          </w:p>
+        </w:tc>
+        <w:tc>
+          <w:tcPr>
+            <w:tcW w:type="pct" w:w="23%"/>
             <w:tcMar>
               <w:top w:type="dxa" w:w="60"/>
               <w:left w:type="dxa" w:w="90"/>
@@ -1546,7 +1546,7 @@
       <w:tr>
         <w:tc>
           <w:tcPr>
-            <w:tcW w:type="pct" w:w="5%"/>
+            <w:tcW w:type="pct" w:w="4%"/>
             <w:tcMar>
               <w:top w:type="dxa" w:w="60"/>
               <w:left w:type="dxa" w:w="90"/>
@@ -1571,7 +1571,7 @@
         </w:tc>
         <w:tc>
           <w:tcPr>
-            <w:tcW w:type="pct" w:w="13%"/>
+            <w:tcW w:type="pct" w:w="12%"/>
             <w:tcMar>
               <w:top w:type="dxa" w:w="60"/>
               <w:left w:type="dxa" w:w="90"/>
@@ -1590,38 +1590,38 @@
                 <w:sz w:val="20"/>
                 <w:szCs w:val="20"/>
               </w:rPr>
-              <w:t xml:space="preserve">write</w:t>
-            </w:r>
-          </w:p>
-        </w:tc>
-        <w:tc>
-          <w:tcPr>
-            <w:tcW w:type="pct" w:w="42%"/>
-            <w:tcMar>
-              <w:top w:type="dxa" w:w="60"/>
-              <w:left w:type="dxa" w:w="90"/>
-              <w:bottom w:type="dxa" w:w="60"/>
-              <w:right w:type="dxa" w:w="90"/>
-            </w:tcMar>
-          </w:tcPr>
-          <w:p>
-            <w:pPr>
-              <w:spacing w:after="0"/>
-            </w:pPr>
-            <w:r>
-              <w:rPr>
-                <w:rFonts w:ascii="Calibri" w:cs="Calibri" w:eastAsia="Calibri" w:hAnsi="Calibri"/>
-                <w:color w:val="1A1A2E"/>
-                <w:sz w:val="20"/>
-                <w:szCs w:val="20"/>
-              </w:rPr>
-              <w:t xml:space="preserve">Taker order fills (IOC BUY Up crosses)</w:t>
-            </w:r>
-          </w:p>
-        </w:tc>
-        <w:tc>
-          <w:tcPr>
-            <w:tcW w:type="pct" w:w="15%"/>
+              <w:t xml:space="preserve">SDK helper</w:t>
+            </w:r>
+          </w:p>
+        </w:tc>
+        <w:tc>
+          <w:tcPr>
+            <w:tcW w:type="pct" w:w="44%"/>
+            <w:tcMar>
+              <w:top w:type="dxa" w:w="60"/>
+              <w:left w:type="dxa" w:w="90"/>
+              <w:bottom w:type="dxa" w:w="60"/>
+              <w:right w:type="dxa" w:w="90"/>
+            </w:tcMar>
+          </w:tcPr>
+          <w:p>
+            <w:pPr>
+              <w:spacing w:after="0"/>
+            </w:pPr>
+            <w:r>
+              <w:rPr>
+                <w:rFonts w:ascii="Calibri" w:cs="Calibri" w:eastAsia="Calibri" w:hAnsi="Calibri"/>
+                <w:color w:val="1A1A2E"/>
+                <w:sz w:val="20"/>
+                <w:szCs w:val="20"/>
+              </w:rPr>
+              <w:t xml:space="preserve">probabilityToPrice / priceToProbability</w:t>
+            </w:r>
+          </w:p>
+        </w:tc>
+        <w:tc>
+          <w:tcPr>
+            <w:tcW w:type="pct" w:w="17%"/>
             <w:tcMar>
               <w:top w:type="dxa" w:w="60"/>
               <w:left w:type="dxa" w:w="90"/>
@@ -1639,16 +1639,16 @@
                 <w:b/>
                 <w:bCs/>
                 <w:color w:val="0B7A46"/>
-                <w:sz w:val="18"/>
-                <w:szCs w:val="18"/>
-              </w:rPr>
-              <w:t xml:space="preserve">✔ Yes</w:t>
-            </w:r>
-          </w:p>
-        </w:tc>
-        <w:tc>
-          <w:tcPr>
-            <w:tcW w:type="pct" w:w="25%"/>
+                <w:sz w:val="17"/>
+                <w:szCs w:val="17"/>
+              </w:rPr>
+              <w:t xml:space="preserve">✔ Working</w:t>
+            </w:r>
+          </w:p>
+        </w:tc>
+        <w:tc>
+          <w:tcPr>
+            <w:tcW w:type="pct" w:w="23%"/>
             <w:tcMar>
               <w:top w:type="dxa" w:w="60"/>
               <w:left w:type="dxa" w:w="90"/>
@@ -1667,7 +1667,7 @@
                 <w:sz w:val="15"/>
                 <w:szCs w:val="15"/>
               </w:rPr>
-              <w:t xml:space="preserve">filled 1 @ 0.368</w:t>
+              <w:t xml:space="preserve">0.62→620000→0.62</w:t>
             </w:r>
           </w:p>
         </w:tc>
@@ -1675,7 +1675,7 @@
       <w:tr>
         <w:tc>
           <w:tcPr>
-            <w:tcW w:type="pct" w:w="5%"/>
+            <w:tcW w:type="pct" w:w="4%"/>
             <w:tcMar>
               <w:top w:type="dxa" w:w="60"/>
               <w:left w:type="dxa" w:w="90"/>
@@ -1700,7 +1700,7 @@
         </w:tc>
         <w:tc>
           <w:tcPr>
-            <w:tcW w:type="pct" w:w="13%"/>
+            <w:tcW w:type="pct" w:w="12%"/>
             <w:tcMar>
               <w:top w:type="dxa" w:w="60"/>
               <w:left w:type="dxa" w:w="90"/>
@@ -1719,38 +1719,38 @@
                 <w:sz w:val="20"/>
                 <w:szCs w:val="20"/>
               </w:rPr>
-              <w:t xml:space="preserve">write</w:t>
-            </w:r>
-          </w:p>
-        </w:tc>
-        <w:tc>
-          <w:tcPr>
-            <w:tcW w:type="pct" w:w="42%"/>
-            <w:tcMar>
-              <w:top w:type="dxa" w:w="60"/>
-              <w:left w:type="dxa" w:w="90"/>
-              <w:bottom w:type="dxa" w:w="60"/>
-              <w:right w:type="dxa" w:w="90"/>
-            </w:tcMar>
-          </w:tcPr>
-          <w:p>
-            <w:pPr>
-              <w:spacing w:after="0"/>
-            </w:pPr>
-            <w:r>
-              <w:rPr>
-                <w:rFonts w:ascii="Calibri" w:cs="Calibri" w:eastAsia="Calibri" w:hAnsi="Calibri"/>
-                <w:color w:val="1A1A2E"/>
-                <w:sz w:val="20"/>
-                <w:szCs w:val="20"/>
-              </w:rPr>
-              <w:t xml:space="preserve">cancelOrder (cancel resting maker)</w:t>
-            </w:r>
-          </w:p>
-        </w:tc>
-        <w:tc>
-          <w:tcPr>
-            <w:tcW w:type="pct" w:w="15%"/>
+              <w:t xml:space="preserve">Trade</w:t>
+            </w:r>
+          </w:p>
+        </w:tc>
+        <w:tc>
+          <w:tcPr>
+            <w:tcW w:type="pct" w:w="44%"/>
+            <w:tcMar>
+              <w:top w:type="dxa" w:w="60"/>
+              <w:left w:type="dxa" w:w="90"/>
+              <w:bottom w:type="dxa" w:w="60"/>
+              <w:right w:type="dxa" w:w="90"/>
+            </w:tcMar>
+          </w:tcPr>
+          <w:p>
+            <w:pPr>
+              <w:spacing w:after="0"/>
+            </w:pPr>
+            <w:r>
+              <w:rPr>
+                <w:rFonts w:ascii="Calibri" w:cs="Calibri" w:eastAsia="Calibri" w:hAnsi="Calibri"/>
+                <w:color w:val="1A1A2E"/>
+                <w:sz w:val="20"/>
+                <w:szCs w:val="20"/>
+              </w:rPr>
+              <w:t xml:space="preserve">faucet TestUSDC</w:t>
+            </w:r>
+          </w:p>
+        </w:tc>
+        <w:tc>
+          <w:tcPr>
+            <w:tcW w:type="pct" w:w="17%"/>
             <w:tcMar>
               <w:top w:type="dxa" w:w="60"/>
               <w:left w:type="dxa" w:w="90"/>
@@ -1768,16 +1768,16 @@
                 <w:b/>
                 <w:bCs/>
                 <w:color w:val="0B7A46"/>
-                <w:sz w:val="18"/>
-                <w:szCs w:val="18"/>
-              </w:rPr>
-              <w:t xml:space="preserve">✔ Yes</w:t>
-            </w:r>
-          </w:p>
-        </w:tc>
-        <w:tc>
-          <w:tcPr>
-            <w:tcW w:type="pct" w:w="25%"/>
+                <w:sz w:val="17"/>
+                <w:szCs w:val="17"/>
+              </w:rPr>
+              <w:t xml:space="preserve">✔ Working</w:t>
+            </w:r>
+          </w:p>
+        </w:tc>
+        <w:tc>
+          <w:tcPr>
+            <w:tcW w:type="pct" w:w="23%"/>
             <w:tcMar>
               <w:top w:type="dxa" w:w="60"/>
               <w:left w:type="dxa" w:w="90"/>
@@ -1796,7 +1796,7 @@
                 <w:sz w:val="15"/>
                 <w:szCs w:val="15"/>
               </w:rPr>
-              <w:t xml:space="preserve">0xf0e282…3afe</w:t>
+              <w:t xml:space="preserve">0xeab04b…54b1</w:t>
             </w:r>
           </w:p>
         </w:tc>
@@ -1804,7 +1804,7 @@
       <w:tr>
         <w:tc>
           <w:tcPr>
-            <w:tcW w:type="pct" w:w="5%"/>
+            <w:tcW w:type="pct" w:w="4%"/>
             <w:tcMar>
               <w:top w:type="dxa" w:w="60"/>
               <w:left w:type="dxa" w:w="90"/>
@@ -1829,7 +1829,7 @@
         </w:tc>
         <w:tc>
           <w:tcPr>
-            <w:tcW w:type="pct" w:w="13%"/>
+            <w:tcW w:type="pct" w:w="12%"/>
             <w:tcMar>
               <w:top w:type="dxa" w:w="60"/>
               <w:left w:type="dxa" w:w="90"/>
@@ -1848,38 +1848,38 @@
                 <w:sz w:val="20"/>
                 <w:szCs w:val="20"/>
               </w:rPr>
-              <w:t xml:space="preserve">write</w:t>
-            </w:r>
-          </w:p>
-        </w:tc>
-        <w:tc>
-          <w:tcPr>
-            <w:tcW w:type="pct" w:w="42%"/>
-            <w:tcMar>
-              <w:top w:type="dxa" w:w="60"/>
-              <w:left w:type="dxa" w:w="90"/>
-              <w:bottom w:type="dxa" w:w="60"/>
-              <w:right w:type="dxa" w:w="90"/>
-            </w:tcMar>
-          </w:tcPr>
-          <w:p>
-            <w:pPr>
-              <w:spacing w:after="0"/>
-            </w:pPr>
-            <w:r>
-              <w:rPr>
-                <w:rFonts w:ascii="Calibri" w:cs="Calibri" w:eastAsia="Calibri" w:hAnsi="Calibri"/>
-                <w:color w:val="1A1A2E"/>
-                <w:sz w:val="20"/>
-                <w:szCs w:val="20"/>
-              </w:rPr>
-              <w:t xml:space="preserve">Settle → redeem winner after resolution</w:t>
-            </w:r>
-          </w:p>
-        </w:tc>
-        <w:tc>
-          <w:tcPr>
-            <w:tcW w:type="pct" w:w="15%"/>
+              <w:t xml:space="preserve">Trade</w:t>
+            </w:r>
+          </w:p>
+        </w:tc>
+        <w:tc>
+          <w:tcPr>
+            <w:tcW w:type="pct" w:w="44%"/>
+            <w:tcMar>
+              <w:top w:type="dxa" w:w="60"/>
+              <w:left w:type="dxa" w:w="90"/>
+              <w:bottom w:type="dxa" w:w="60"/>
+              <w:right w:type="dxa" w:w="90"/>
+            </w:tcMar>
+          </w:tcPr>
+          <w:p>
+            <w:pPr>
+              <w:spacing w:after="0"/>
+            </w:pPr>
+            <w:r>
+              <w:rPr>
+                <w:rFonts w:ascii="Calibri" w:cs="Calibri" w:eastAsia="Calibri" w:hAnsi="Calibri"/>
+                <w:color w:val="1A1A2E"/>
+                <w:sz w:val="20"/>
+                <w:szCs w:val="20"/>
+              </w:rPr>
+              <w:t xml:space="preserve">mintSet — 1 collateral → 1 Up + 1 Down</w:t>
+            </w:r>
+          </w:p>
+        </w:tc>
+        <w:tc>
+          <w:tcPr>
+            <w:tcW w:type="pct" w:w="17%"/>
             <w:tcMar>
               <w:top w:type="dxa" w:w="60"/>
               <w:left w:type="dxa" w:w="90"/>
@@ -1897,16 +1897,16 @@
                 <w:b/>
                 <w:bCs/>
                 <w:color w:val="0B7A46"/>
-                <w:sz w:val="18"/>
-                <w:szCs w:val="18"/>
-              </w:rPr>
-              <w:t xml:space="preserve">✔ Yes</w:t>
-            </w:r>
-          </w:p>
-        </w:tc>
-        <w:tc>
-          <w:tcPr>
-            <w:tcW w:type="pct" w:w="25%"/>
+                <w:sz w:val="17"/>
+                <w:szCs w:val="17"/>
+              </w:rPr>
+              <w:t xml:space="preserve">✔ Working</w:t>
+            </w:r>
+          </w:p>
+        </w:tc>
+        <w:tc>
+          <w:tcPr>
+            <w:tcW w:type="pct" w:w="23%"/>
             <w:tcMar>
               <w:top w:type="dxa" w:w="60"/>
               <w:left w:type="dxa" w:w="90"/>
@@ -1925,7 +1925,7 @@
                 <w:sz w:val="15"/>
                 <w:szCs w:val="15"/>
               </w:rPr>
-              <w:t xml:space="preserve">Down won; 10→10 USDC 0xbfd0c9…</w:t>
+              <w:t xml:space="preserve">ΔUp+6 ΔDown+6</w:t>
             </w:r>
           </w:p>
         </w:tc>
@@ -1933,7 +1933,7 @@
       <w:tr>
         <w:tc>
           <w:tcPr>
-            <w:tcW w:type="pct" w:w="5%"/>
+            <w:tcW w:type="pct" w:w="4%"/>
             <w:tcMar>
               <w:top w:type="dxa" w:w="60"/>
               <w:left w:type="dxa" w:w="90"/>
@@ -1958,7 +1958,7 @@
         </w:tc>
         <w:tc>
           <w:tcPr>
-            <w:tcW w:type="pct" w:w="13%"/>
+            <w:tcW w:type="pct" w:w="12%"/>
             <w:tcMar>
               <w:top w:type="dxa" w:w="60"/>
               <w:left w:type="dxa" w:w="90"/>
@@ -1977,38 +1977,38 @@
                 <w:sz w:val="20"/>
                 <w:szCs w:val="20"/>
               </w:rPr>
-              <w:t xml:space="preserve">bug</w:t>
-            </w:r>
-          </w:p>
-        </w:tc>
-        <w:tc>
-          <w:tcPr>
-            <w:tcW w:type="pct" w:w="42%"/>
-            <w:tcMar>
-              <w:top w:type="dxa" w:w="60"/>
-              <w:left w:type="dxa" w:w="90"/>
-              <w:bottom w:type="dxa" w:w="60"/>
-              <w:right w:type="dxa" w:w="90"/>
-            </w:tcMar>
-          </w:tcPr>
-          <w:p>
-            <w:pPr>
-              <w:spacing w:after="0"/>
-            </w:pPr>
-            <w:r>
-              <w:rPr>
-                <w:rFonts w:ascii="Calibri" w:cs="Calibri" w:eastAsia="Calibri" w:hAnsi="Calibri"/>
-                <w:color w:val="1A1A2E"/>
-                <w:sz w:val="20"/>
-                <w:szCs w:val="20"/>
-              </w:rPr>
-              <w:t xml:space="preserve">PostOnly crossing order rejected SILENTLY</w:t>
-            </w:r>
-          </w:p>
-        </w:tc>
-        <w:tc>
-          <w:tcPr>
-            <w:tcW w:type="pct" w:w="15%"/>
+              <w:t xml:space="preserve">Trade</w:t>
+            </w:r>
+          </w:p>
+        </w:tc>
+        <w:tc>
+          <w:tcPr>
+            <w:tcW w:type="pct" w:w="44%"/>
+            <w:tcMar>
+              <w:top w:type="dxa" w:w="60"/>
+              <w:left w:type="dxa" w:w="90"/>
+              <w:bottom w:type="dxa" w:w="60"/>
+              <w:right w:type="dxa" w:w="90"/>
+            </w:tcMar>
+          </w:tcPr>
+          <w:p>
+            <w:pPr>
+              <w:spacing w:after="0"/>
+            </w:pPr>
+            <w:r>
+              <w:rPr>
+                <w:rFonts w:ascii="Calibri" w:cs="Calibri" w:eastAsia="Calibri" w:hAnsi="Calibri"/>
+                <w:color w:val="1A1A2E"/>
+                <w:sz w:val="20"/>
+                <w:szCs w:val="20"/>
+              </w:rPr>
+              <w:t xml:space="preserve">burnSet — merge Up + Down → collateral</w:t>
+            </w:r>
+          </w:p>
+        </w:tc>
+        <w:tc>
+          <w:tcPr>
+            <w:tcW w:type="pct" w:w="17%"/>
             <w:tcMar>
               <w:top w:type="dxa" w:w="60"/>
               <w:left w:type="dxa" w:w="90"/>
@@ -2025,17 +2025,17 @@
                 <w:rFonts w:ascii="Calibri" w:cs="Calibri" w:eastAsia="Calibri" w:hAnsi="Calibri"/>
                 <w:b/>
                 <w:bCs/>
-                <w:color w:val="B25E09"/>
-                <w:sz w:val="18"/>
-                <w:szCs w:val="18"/>
-              </w:rPr>
-              <w:t xml:space="preserve">⚠ Repro</w:t>
-            </w:r>
-          </w:p>
-        </w:tc>
-        <w:tc>
-          <w:tcPr>
-            <w:tcW w:type="pct" w:w="25%"/>
+                <w:color w:val="0B7A46"/>
+                <w:sz w:val="17"/>
+                <w:szCs w:val="17"/>
+              </w:rPr>
+              <w:t xml:space="preserve">✔ Working</w:t>
+            </w:r>
+          </w:p>
+        </w:tc>
+        <w:tc>
+          <w:tcPr>
+            <w:tcW w:type="pct" w:w="23%"/>
             <w:tcMar>
               <w:top w:type="dxa" w:w="60"/>
               <w:left w:type="dxa" w:w="90"/>
@@ -2054,7 +2054,7 @@
                 <w:sz w:val="15"/>
                 <w:szCs w:val="15"/>
               </w:rPr>
-              <w:t xml:space="preserve">success + orderId undefined</w:t>
+              <w:t xml:space="preserve">ΔUp−2 ΔDown−2</w:t>
             </w:r>
           </w:p>
         </w:tc>
@@ -2062,7 +2062,7 @@
       <w:tr>
         <w:tc>
           <w:tcPr>
-            <w:tcW w:type="pct" w:w="5%"/>
+            <w:tcW w:type="pct" w:w="4%"/>
             <w:tcMar>
               <w:top w:type="dxa" w:w="60"/>
               <w:left w:type="dxa" w:w="90"/>
@@ -2087,7 +2087,7 @@
         </w:tc>
         <w:tc>
           <w:tcPr>
-            <w:tcW w:type="pct" w:w="13%"/>
+            <w:tcW w:type="pct" w:w="12%"/>
             <w:tcMar>
               <w:top w:type="dxa" w:w="60"/>
               <w:left w:type="dxa" w:w="90"/>
@@ -2106,38 +2106,38 @@
                 <w:sz w:val="20"/>
                 <w:szCs w:val="20"/>
               </w:rPr>
-              <w:t xml:space="preserve">packaging</w:t>
-            </w:r>
-          </w:p>
-        </w:tc>
-        <w:tc>
-          <w:tcPr>
-            <w:tcW w:type="pct" w:w="42%"/>
-            <w:tcMar>
-              <w:top w:type="dxa" w:w="60"/>
-              <w:left w:type="dxa" w:w="90"/>
-              <w:bottom w:type="dxa" w:w="60"/>
-              <w:right w:type="dxa" w:w="90"/>
-            </w:tcMar>
-          </w:tcPr>
-          <w:p>
-            <w:pPr>
-              <w:spacing w:after="0"/>
-            </w:pPr>
-            <w:r>
-              <w:rPr>
-                <w:rFonts w:ascii="Calibri" w:cs="Calibri" w:eastAsia="Calibri" w:hAnsi="Calibri"/>
-                <w:color w:val="1A1A2E"/>
-                <w:sz w:val="20"/>
-                <w:szCs w:val="20"/>
-              </w:rPr>
-              <w:t xml:space="preserve">import under native Node (node bot.mjs)</w:t>
-            </w:r>
-          </w:p>
-        </w:tc>
-        <w:tc>
-          <w:tcPr>
-            <w:tcW w:type="pct" w:w="15%"/>
+              <w:t xml:space="preserve">Trade</w:t>
+            </w:r>
+          </w:p>
+        </w:tc>
+        <w:tc>
+          <w:tcPr>
+            <w:tcW w:type="pct" w:w="44%"/>
+            <w:tcMar>
+              <w:top w:type="dxa" w:w="60"/>
+              <w:left w:type="dxa" w:w="90"/>
+              <w:bottom w:type="dxa" w:w="60"/>
+              <w:right w:type="dxa" w:w="90"/>
+            </w:tcMar>
+          </w:tcPr>
+          <w:p>
+            <w:pPr>
+              <w:spacing w:after="0"/>
+            </w:pPr>
+            <w:r>
+              <w:rPr>
+                <w:rFonts w:ascii="Calibri" w:cs="Calibri" w:eastAsia="Calibri" w:hAnsi="Calibri"/>
+                <w:color w:val="1A1A2E"/>
+                <w:sz w:val="20"/>
+                <w:szCs w:val="20"/>
+              </w:rPr>
+              <w:t xml:space="preserve">Maker order rests (PostOnly SELL Up)</w:t>
+            </w:r>
+          </w:p>
+        </w:tc>
+        <w:tc>
+          <w:tcPr>
+            <w:tcW w:type="pct" w:w="17%"/>
             <w:tcMar>
               <w:top w:type="dxa" w:w="60"/>
               <w:left w:type="dxa" w:w="90"/>
@@ -2154,17 +2154,17 @@
                 <w:rFonts w:ascii="Calibri" w:cs="Calibri" w:eastAsia="Calibri" w:hAnsi="Calibri"/>
                 <w:b/>
                 <w:bCs/>
-                <w:color w:val="B42318"/>
-                <w:sz w:val="18"/>
-                <w:szCs w:val="18"/>
-              </w:rPr>
-              <w:t xml:space="preserve">✘ No</w:t>
-            </w:r>
-          </w:p>
-        </w:tc>
-        <w:tc>
-          <w:tcPr>
-            <w:tcW w:type="pct" w:w="25%"/>
+                <w:color w:val="0B7A46"/>
+                <w:sz w:val="17"/>
+                <w:szCs w:val="17"/>
+              </w:rPr>
+              <w:t xml:space="preserve">✔ Working</w:t>
+            </w:r>
+          </w:p>
+        </w:tc>
+        <w:tc>
+          <w:tcPr>
+            <w:tcW w:type="pct" w:w="23%"/>
             <w:tcMar>
               <w:top w:type="dxa" w:w="60"/>
               <w:left w:type="dxa" w:w="90"/>
@@ -2183,7 +2183,7 @@
                 <w:sz w:val="15"/>
                 <w:szCs w:val="15"/>
               </w:rPr>
-              <w:t xml:space="preserve">ERR_MODULE_NOT_FOUND</w:t>
+              <w:t xml:space="preserve">orderId returned</w:t>
             </w:r>
           </w:p>
         </w:tc>
@@ -2191,7 +2191,7 @@
       <w:tr>
         <w:tc>
           <w:tcPr>
-            <w:tcW w:type="pct" w:w="5%"/>
+            <w:tcW w:type="pct" w:w="4%"/>
             <w:tcMar>
               <w:top w:type="dxa" w:w="60"/>
               <w:left w:type="dxa" w:w="90"/>
@@ -2216,7 +2216,7 @@
         </w:tc>
         <w:tc>
           <w:tcPr>
-            <w:tcW w:type="pct" w:w="13%"/>
+            <w:tcW w:type="pct" w:w="12%"/>
             <w:tcMar>
               <w:top w:type="dxa" w:w="60"/>
               <w:left w:type="dxa" w:w="90"/>
@@ -2235,38 +2235,38 @@
                 <w:sz w:val="20"/>
                 <w:szCs w:val="20"/>
               </w:rPr>
-              <w:t xml:space="preserve">indexer</w:t>
-            </w:r>
-          </w:p>
-        </w:tc>
-        <w:tc>
-          <w:tcPr>
-            <w:tcW w:type="pct" w:w="42%"/>
-            <w:tcMar>
-              <w:top w:type="dxa" w:w="60"/>
-              <w:left w:type="dxa" w:w="90"/>
-              <w:bottom w:type="dxa" w:w="60"/>
-              <w:right w:type="dxa" w:w="90"/>
-            </w:tcMar>
-          </w:tcPr>
-          <w:p>
-            <w:pPr>
-              <w:spacing w:after="0"/>
-            </w:pPr>
-            <w:r>
-              <w:rPr>
-                <w:rFonts w:ascii="Calibri" w:cs="Calibri" w:eastAsia="Calibri" w:hAnsi="Calibri"/>
-                <w:color w:val="1A1A2E"/>
-                <w:sz w:val="20"/>
-                <w:szCs w:val="20"/>
-              </w:rPr>
-              <w:t xml:space="preserve">loadMarkets / unified createOrder</w:t>
-            </w:r>
-          </w:p>
-        </w:tc>
-        <w:tc>
-          <w:tcPr>
-            <w:tcW w:type="pct" w:w="15%"/>
+              <w:t xml:space="preserve">Trade</w:t>
+            </w:r>
+          </w:p>
+        </w:tc>
+        <w:tc>
+          <w:tcPr>
+            <w:tcW w:type="pct" w:w="44%"/>
+            <w:tcMar>
+              <w:top w:type="dxa" w:w="60"/>
+              <w:left w:type="dxa" w:w="90"/>
+              <w:bottom w:type="dxa" w:w="60"/>
+              <w:right w:type="dxa" w:w="90"/>
+            </w:tcMar>
+          </w:tcPr>
+          <w:p>
+            <w:pPr>
+              <w:spacing w:after="0"/>
+            </w:pPr>
+            <w:r>
+              <w:rPr>
+                <w:rFonts w:ascii="Calibri" w:cs="Calibri" w:eastAsia="Calibri" w:hAnsi="Calibri"/>
+                <w:color w:val="1A1A2E"/>
+                <w:sz w:val="20"/>
+                <w:szCs w:val="20"/>
+              </w:rPr>
+              <w:t xml:space="preserve">Taker order fills (IOC BUY Up crosses)</w:t>
+            </w:r>
+          </w:p>
+        </w:tc>
+        <w:tc>
+          <w:tcPr>
+            <w:tcW w:type="pct" w:w="17%"/>
             <w:tcMar>
               <w:top w:type="dxa" w:w="60"/>
               <w:left w:type="dxa" w:w="90"/>
@@ -2283,17 +2283,17 @@
                 <w:rFonts w:ascii="Calibri" w:cs="Calibri" w:eastAsia="Calibri" w:hAnsi="Calibri"/>
                 <w:b/>
                 <w:bCs/>
-                <w:color w:val="B42318"/>
-                <w:sz w:val="18"/>
-                <w:szCs w:val="18"/>
-              </w:rPr>
-              <w:t xml:space="preserve">✘ Down</w:t>
-            </w:r>
-          </w:p>
-        </w:tc>
-        <w:tc>
-          <w:tcPr>
-            <w:tcW w:type="pct" w:w="25%"/>
+                <w:color w:val="0B7A46"/>
+                <w:sz w:val="17"/>
+                <w:szCs w:val="17"/>
+              </w:rPr>
+              <w:t xml:space="preserve">✔ Working</w:t>
+            </w:r>
+          </w:p>
+        </w:tc>
+        <w:tc>
+          <w:tcPr>
+            <w:tcW w:type="pct" w:w="23%"/>
             <w:tcMar>
               <w:top w:type="dxa" w:w="60"/>
               <w:left w:type="dxa" w:w="90"/>
@@ -2312,7 +2312,7 @@
                 <w:sz w:val="15"/>
                 <w:szCs w:val="15"/>
               </w:rPr>
-              <w:t xml:space="preserve">indexer HTTP 000</w:t>
+              <w:t xml:space="preserve">filled 1 @ 0.368</w:t>
             </w:r>
           </w:p>
         </w:tc>
@@ -2320,7 +2320,7 @@
       <w:tr>
         <w:tc>
           <w:tcPr>
-            <w:tcW w:type="pct" w:w="5%"/>
+            <w:tcW w:type="pct" w:w="4%"/>
             <w:tcMar>
               <w:top w:type="dxa" w:w="60"/>
               <w:left w:type="dxa" w:w="90"/>
@@ -2345,7 +2345,7 @@
         </w:tc>
         <w:tc>
           <w:tcPr>
-            <w:tcW w:type="pct" w:w="13%"/>
+            <w:tcW w:type="pct" w:w="12%"/>
             <w:tcMar>
               <w:top w:type="dxa" w:w="60"/>
               <w:left w:type="dxa" w:w="90"/>
@@ -2364,38 +2364,38 @@
                 <w:sz w:val="20"/>
                 <w:szCs w:val="20"/>
               </w:rPr>
-              <w:t xml:space="preserve">indexer</w:t>
-            </w:r>
-          </w:p>
-        </w:tc>
-        <w:tc>
-          <w:tcPr>
-            <w:tcW w:type="pct" w:w="42%"/>
-            <w:tcMar>
-              <w:top w:type="dxa" w:w="60"/>
-              <w:left w:type="dxa" w:w="90"/>
-              <w:bottom w:type="dxa" w:w="60"/>
-              <w:right w:type="dxa" w:w="90"/>
-            </w:tcMar>
-          </w:tcPr>
-          <w:p>
-            <w:pPr>
-              <w:spacing w:after="0"/>
-            </w:pPr>
-            <w:r>
-              <w:rPr>
-                <w:rFonts w:ascii="Calibri" w:cs="Calibri" w:eastAsia="Calibri" w:hAnsi="Calibri"/>
-                <w:color w:val="1A1A2E"/>
-                <w:sz w:val="20"/>
-                <w:szCs w:val="20"/>
-              </w:rPr>
-              <w:t xml:space="preserve">listBinaryMarkets (indexer discovery)</w:t>
-            </w:r>
-          </w:p>
-        </w:tc>
-        <w:tc>
-          <w:tcPr>
-            <w:tcW w:type="pct" w:w="15%"/>
+              <w:t xml:space="preserve">Trade</w:t>
+            </w:r>
+          </w:p>
+        </w:tc>
+        <w:tc>
+          <w:tcPr>
+            <w:tcW w:type="pct" w:w="44%"/>
+            <w:tcMar>
+              <w:top w:type="dxa" w:w="60"/>
+              <w:left w:type="dxa" w:w="90"/>
+              <w:bottom w:type="dxa" w:w="60"/>
+              <w:right w:type="dxa" w:w="90"/>
+            </w:tcMar>
+          </w:tcPr>
+          <w:p>
+            <w:pPr>
+              <w:spacing w:after="0"/>
+            </w:pPr>
+            <w:r>
+              <w:rPr>
+                <w:rFonts w:ascii="Calibri" w:cs="Calibri" w:eastAsia="Calibri" w:hAnsi="Calibri"/>
+                <w:color w:val="1A1A2E"/>
+                <w:sz w:val="20"/>
+                <w:szCs w:val="20"/>
+              </w:rPr>
+              <w:t xml:space="preserve">cancelOrder (cancel resting maker)</w:t>
+            </w:r>
+          </w:p>
+        </w:tc>
+        <w:tc>
+          <w:tcPr>
+            <w:tcW w:type="pct" w:w="17%"/>
             <w:tcMar>
               <w:top w:type="dxa" w:w="60"/>
               <w:left w:type="dxa" w:w="90"/>
@@ -2412,17 +2412,17 @@
                 <w:rFonts w:ascii="Calibri" w:cs="Calibri" w:eastAsia="Calibri" w:hAnsi="Calibri"/>
                 <w:b/>
                 <w:bCs/>
-                <w:color w:val="B42318"/>
-                <w:sz w:val="18"/>
-                <w:szCs w:val="18"/>
-              </w:rPr>
-              <w:t xml:space="preserve">✘ Down</w:t>
-            </w:r>
-          </w:p>
-        </w:tc>
-        <w:tc>
-          <w:tcPr>
-            <w:tcW w:type="pct" w:w="25%"/>
+                <w:color w:val="0B7A46"/>
+                <w:sz w:val="17"/>
+                <w:szCs w:val="17"/>
+              </w:rPr>
+              <w:t xml:space="preserve">✔ Working</w:t>
+            </w:r>
+          </w:p>
+        </w:tc>
+        <w:tc>
+          <w:tcPr>
+            <w:tcW w:type="pct" w:w="23%"/>
             <w:tcMar>
               <w:top w:type="dxa" w:w="60"/>
               <w:left w:type="dxa" w:w="90"/>
@@ -2441,7 +2441,652 @@
                 <w:sz w:val="15"/>
                 <w:szCs w:val="15"/>
               </w:rPr>
-              <w:t xml:space="preserve">indexer HTTP 000</w:t>
+              <w:t xml:space="preserve">0xf0e282…3afe</w:t>
+            </w:r>
+          </w:p>
+        </w:tc>
+      </w:tr>
+      <w:tr>
+        <w:tc>
+          <w:tcPr>
+            <w:tcW w:type="pct" w:w="4%"/>
+            <w:tcMar>
+              <w:top w:type="dxa" w:w="60"/>
+              <w:left w:type="dxa" w:w="90"/>
+              <w:bottom w:type="dxa" w:w="60"/>
+              <w:right w:type="dxa" w:w="90"/>
+            </w:tcMar>
+          </w:tcPr>
+          <w:p>
+            <w:pPr>
+              <w:spacing w:after="0"/>
+            </w:pPr>
+            <w:r>
+              <w:rPr>
+                <w:rFonts w:ascii="Calibri" w:cs="Calibri" w:eastAsia="Calibri" w:hAnsi="Calibri"/>
+                <w:color w:val="1A1A2E"/>
+                <w:sz w:val="20"/>
+                <w:szCs w:val="20"/>
+              </w:rPr>
+              <w:t xml:space="preserve">18</w:t>
+            </w:r>
+          </w:p>
+        </w:tc>
+        <w:tc>
+          <w:tcPr>
+            <w:tcW w:type="pct" w:w="12%"/>
+            <w:tcMar>
+              <w:top w:type="dxa" w:w="60"/>
+              <w:left w:type="dxa" w:w="90"/>
+              <w:bottom w:type="dxa" w:w="60"/>
+              <w:right w:type="dxa" w:w="90"/>
+            </w:tcMar>
+          </w:tcPr>
+          <w:p>
+            <w:pPr>
+              <w:spacing w:after="0"/>
+            </w:pPr>
+            <w:r>
+              <w:rPr>
+                <w:rFonts w:ascii="Calibri" w:cs="Calibri" w:eastAsia="Calibri" w:hAnsi="Calibri"/>
+                <w:color w:val="6B7280"/>
+                <w:sz w:val="20"/>
+                <w:szCs w:val="20"/>
+              </w:rPr>
+              <w:t xml:space="preserve">Trade</w:t>
+            </w:r>
+          </w:p>
+        </w:tc>
+        <w:tc>
+          <w:tcPr>
+            <w:tcW w:type="pct" w:w="44%"/>
+            <w:tcMar>
+              <w:top w:type="dxa" w:w="60"/>
+              <w:left w:type="dxa" w:w="90"/>
+              <w:bottom w:type="dxa" w:w="60"/>
+              <w:right w:type="dxa" w:w="90"/>
+            </w:tcMar>
+          </w:tcPr>
+          <w:p>
+            <w:pPr>
+              <w:spacing w:after="0"/>
+            </w:pPr>
+            <w:r>
+              <w:rPr>
+                <w:rFonts w:ascii="Calibri" w:cs="Calibri" w:eastAsia="Calibri" w:hAnsi="Calibri"/>
+                <w:color w:val="1A1A2E"/>
+                <w:sz w:val="20"/>
+                <w:szCs w:val="20"/>
+              </w:rPr>
+              <w:t xml:space="preserve">Settle → redeem winner after resolution</w:t>
+            </w:r>
+          </w:p>
+        </w:tc>
+        <w:tc>
+          <w:tcPr>
+            <w:tcW w:type="pct" w:w="17%"/>
+            <w:tcMar>
+              <w:top w:type="dxa" w:w="60"/>
+              <w:left w:type="dxa" w:w="90"/>
+              <w:bottom w:type="dxa" w:w="60"/>
+              <w:right w:type="dxa" w:w="90"/>
+            </w:tcMar>
+          </w:tcPr>
+          <w:p>
+            <w:pPr>
+              <w:spacing w:after="0"/>
+            </w:pPr>
+            <w:r>
+              <w:rPr>
+                <w:rFonts w:ascii="Calibri" w:cs="Calibri" w:eastAsia="Calibri" w:hAnsi="Calibri"/>
+                <w:b/>
+                <w:bCs/>
+                <w:color w:val="0B7A46"/>
+                <w:sz w:val="17"/>
+                <w:szCs w:val="17"/>
+              </w:rPr>
+              <w:t xml:space="preserve">✔ Working</w:t>
+            </w:r>
+          </w:p>
+        </w:tc>
+        <w:tc>
+          <w:tcPr>
+            <w:tcW w:type="pct" w:w="23%"/>
+            <w:tcMar>
+              <w:top w:type="dxa" w:w="60"/>
+              <w:left w:type="dxa" w:w="90"/>
+              <w:bottom w:type="dxa" w:w="60"/>
+              <w:right w:type="dxa" w:w="90"/>
+            </w:tcMar>
+          </w:tcPr>
+          <w:p>
+            <w:pPr>
+              <w:spacing w:after="0"/>
+            </w:pPr>
+            <w:r>
+              <w:rPr>
+                <w:rFonts w:ascii="Consolas" w:cs="Consolas" w:eastAsia="Consolas" w:hAnsi="Consolas"/>
+                <w:color w:val="3A3A50"/>
+                <w:sz w:val="15"/>
+                <w:szCs w:val="15"/>
+              </w:rPr>
+              <w:t xml:space="preserve">Down won; 10→10 USDC</w:t>
+            </w:r>
+          </w:p>
+        </w:tc>
+      </w:tr>
+      <w:tr>
+        <w:tc>
+          <w:tcPr>
+            <w:tcW w:type="pct" w:w="4%"/>
+            <w:tcMar>
+              <w:top w:type="dxa" w:w="60"/>
+              <w:left w:type="dxa" w:w="90"/>
+              <w:bottom w:type="dxa" w:w="60"/>
+              <w:right w:type="dxa" w:w="90"/>
+            </w:tcMar>
+          </w:tcPr>
+          <w:p>
+            <w:pPr>
+              <w:spacing w:after="0"/>
+            </w:pPr>
+            <w:r>
+              <w:rPr>
+                <w:rFonts w:ascii="Calibri" w:cs="Calibri" w:eastAsia="Calibri" w:hAnsi="Calibri"/>
+                <w:color w:val="1A1A2E"/>
+                <w:sz w:val="20"/>
+                <w:szCs w:val="20"/>
+              </w:rPr>
+              <w:t xml:space="preserve">19</w:t>
+            </w:r>
+          </w:p>
+        </w:tc>
+        <w:tc>
+          <w:tcPr>
+            <w:tcW w:type="pct" w:w="12%"/>
+            <w:tcMar>
+              <w:top w:type="dxa" w:w="60"/>
+              <w:left w:type="dxa" w:w="90"/>
+              <w:bottom w:type="dxa" w:w="60"/>
+              <w:right w:type="dxa" w:w="90"/>
+            </w:tcMar>
+          </w:tcPr>
+          <w:p>
+            <w:pPr>
+              <w:spacing w:after="0"/>
+            </w:pPr>
+            <w:r>
+              <w:rPr>
+                <w:rFonts w:ascii="Calibri" w:cs="Calibri" w:eastAsia="Calibri" w:hAnsi="Calibri"/>
+                <w:color w:val="6B7280"/>
+                <w:sz w:val="20"/>
+                <w:szCs w:val="20"/>
+              </w:rPr>
+              <w:t xml:space="preserve">SDK</w:t>
+            </w:r>
+          </w:p>
+        </w:tc>
+        <w:tc>
+          <w:tcPr>
+            <w:tcW w:type="pct" w:w="44%"/>
+            <w:tcMar>
+              <w:top w:type="dxa" w:w="60"/>
+              <w:left w:type="dxa" w:w="90"/>
+              <w:bottom w:type="dxa" w:w="60"/>
+              <w:right w:type="dxa" w:w="90"/>
+            </w:tcMar>
+          </w:tcPr>
+          <w:p>
+            <w:pPr>
+              <w:spacing w:after="0"/>
+            </w:pPr>
+            <w:r>
+              <w:rPr>
+                <w:rFonts w:ascii="Calibri" w:cs="Calibri" w:eastAsia="Calibri" w:hAnsi="Calibri"/>
+                <w:color w:val="1A1A2E"/>
+                <w:sz w:val="20"/>
+                <w:szCs w:val="20"/>
+              </w:rPr>
+              <w:t xml:space="preserve">PostOnly crossing order rejected SILENTLY</w:t>
+            </w:r>
+          </w:p>
+        </w:tc>
+        <w:tc>
+          <w:tcPr>
+            <w:tcW w:type="pct" w:w="17%"/>
+            <w:tcMar>
+              <w:top w:type="dxa" w:w="60"/>
+              <w:left w:type="dxa" w:w="90"/>
+              <w:bottom w:type="dxa" w:w="60"/>
+              <w:right w:type="dxa" w:w="90"/>
+            </w:tcMar>
+          </w:tcPr>
+          <w:p>
+            <w:pPr>
+              <w:spacing w:after="0"/>
+            </w:pPr>
+            <w:r>
+              <w:rPr>
+                <w:rFonts w:ascii="Calibri" w:cs="Calibri" w:eastAsia="Calibri" w:hAnsi="Calibri"/>
+                <w:b/>
+                <w:bCs/>
+                <w:color w:val="B25E09"/>
+                <w:sz w:val="17"/>
+                <w:szCs w:val="17"/>
+              </w:rPr>
+              <w:t xml:space="preserve">⚠ Issue</w:t>
+            </w:r>
+          </w:p>
+        </w:tc>
+        <w:tc>
+          <w:tcPr>
+            <w:tcW w:type="pct" w:w="23%"/>
+            <w:tcMar>
+              <w:top w:type="dxa" w:w="60"/>
+              <w:left w:type="dxa" w:w="90"/>
+              <w:bottom w:type="dxa" w:w="60"/>
+              <w:right w:type="dxa" w:w="90"/>
+            </w:tcMar>
+          </w:tcPr>
+          <w:p>
+            <w:pPr>
+              <w:spacing w:after="0"/>
+            </w:pPr>
+            <w:r>
+              <w:rPr>
+                <w:rFonts w:ascii="Consolas" w:cs="Consolas" w:eastAsia="Consolas" w:hAnsi="Consolas"/>
+                <w:color w:val="3A3A50"/>
+                <w:sz w:val="15"/>
+                <w:szCs w:val="15"/>
+              </w:rPr>
+              <w:t xml:space="preserve">success + orderId undefined</w:t>
+            </w:r>
+          </w:p>
+        </w:tc>
+      </w:tr>
+      <w:tr>
+        <w:tc>
+          <w:tcPr>
+            <w:tcW w:type="pct" w:w="4%"/>
+            <w:tcMar>
+              <w:top w:type="dxa" w:w="60"/>
+              <w:left w:type="dxa" w:w="90"/>
+              <w:bottom w:type="dxa" w:w="60"/>
+              <w:right w:type="dxa" w:w="90"/>
+            </w:tcMar>
+          </w:tcPr>
+          <w:p>
+            <w:pPr>
+              <w:spacing w:after="0"/>
+            </w:pPr>
+            <w:r>
+              <w:rPr>
+                <w:rFonts w:ascii="Calibri" w:cs="Calibri" w:eastAsia="Calibri" w:hAnsi="Calibri"/>
+                <w:color w:val="1A1A2E"/>
+                <w:sz w:val="20"/>
+                <w:szCs w:val="20"/>
+              </w:rPr>
+              <w:t xml:space="preserve">20</w:t>
+            </w:r>
+          </w:p>
+        </w:tc>
+        <w:tc>
+          <w:tcPr>
+            <w:tcW w:type="pct" w:w="12%"/>
+            <w:tcMar>
+              <w:top w:type="dxa" w:w="60"/>
+              <w:left w:type="dxa" w:w="90"/>
+              <w:bottom w:type="dxa" w:w="60"/>
+              <w:right w:type="dxa" w:w="90"/>
+            </w:tcMar>
+          </w:tcPr>
+          <w:p>
+            <w:pPr>
+              <w:spacing w:after="0"/>
+            </w:pPr>
+            <w:r>
+              <w:rPr>
+                <w:rFonts w:ascii="Calibri" w:cs="Calibri" w:eastAsia="Calibri" w:hAnsi="Calibri"/>
+                <w:color w:val="6B7280"/>
+                <w:sz w:val="20"/>
+                <w:szCs w:val="20"/>
+              </w:rPr>
+              <w:t xml:space="preserve">SDK</w:t>
+            </w:r>
+          </w:p>
+        </w:tc>
+        <w:tc>
+          <w:tcPr>
+            <w:tcW w:type="pct" w:w="44%"/>
+            <w:tcMar>
+              <w:top w:type="dxa" w:w="60"/>
+              <w:left w:type="dxa" w:w="90"/>
+              <w:bottom w:type="dxa" w:w="60"/>
+              <w:right w:type="dxa" w:w="90"/>
+            </w:tcMar>
+          </w:tcPr>
+          <w:p>
+            <w:pPr>
+              <w:spacing w:after="0"/>
+            </w:pPr>
+            <w:r>
+              <w:rPr>
+                <w:rFonts w:ascii="Calibri" w:cs="Calibri" w:eastAsia="Calibri" w:hAnsi="Calibri"/>
+                <w:color w:val="1A1A2E"/>
+                <w:sz w:val="20"/>
+                <w:szCs w:val="20"/>
+              </w:rPr>
+              <w:t xml:space="preserve">import under native Node (node bot.mjs)</w:t>
+            </w:r>
+          </w:p>
+        </w:tc>
+        <w:tc>
+          <w:tcPr>
+            <w:tcW w:type="pct" w:w="17%"/>
+            <w:tcMar>
+              <w:top w:type="dxa" w:w="60"/>
+              <w:left w:type="dxa" w:w="90"/>
+              <w:bottom w:type="dxa" w:w="60"/>
+              <w:right w:type="dxa" w:w="90"/>
+            </w:tcMar>
+          </w:tcPr>
+          <w:p>
+            <w:pPr>
+              <w:spacing w:after="0"/>
+            </w:pPr>
+            <w:r>
+              <w:rPr>
+                <w:rFonts w:ascii="Calibri" w:cs="Calibri" w:eastAsia="Calibri" w:hAnsi="Calibri"/>
+                <w:b/>
+                <w:bCs/>
+                <w:color w:val="B42318"/>
+                <w:sz w:val="17"/>
+                <w:szCs w:val="17"/>
+              </w:rPr>
+              <w:t xml:space="preserve">✘ Not working</w:t>
+            </w:r>
+          </w:p>
+        </w:tc>
+        <w:tc>
+          <w:tcPr>
+            <w:tcW w:type="pct" w:w="23%"/>
+            <w:tcMar>
+              <w:top w:type="dxa" w:w="60"/>
+              <w:left w:type="dxa" w:w="90"/>
+              <w:bottom w:type="dxa" w:w="60"/>
+              <w:right w:type="dxa" w:w="90"/>
+            </w:tcMar>
+          </w:tcPr>
+          <w:p>
+            <w:pPr>
+              <w:spacing w:after="0"/>
+            </w:pPr>
+            <w:r>
+              <w:rPr>
+                <w:rFonts w:ascii="Consolas" w:cs="Consolas" w:eastAsia="Consolas" w:hAnsi="Consolas"/>
+                <w:color w:val="3A3A50"/>
+                <w:sz w:val="15"/>
+                <w:szCs w:val="15"/>
+              </w:rPr>
+              <w:t xml:space="preserve">ERR_MODULE_NOT_FOUND</w:t>
+            </w:r>
+          </w:p>
+        </w:tc>
+      </w:tr>
+      <w:tr>
+        <w:tc>
+          <w:tcPr>
+            <w:tcW w:type="pct" w:w="4%"/>
+            <w:tcMar>
+              <w:top w:type="dxa" w:w="60"/>
+              <w:left w:type="dxa" w:w="90"/>
+              <w:bottom w:type="dxa" w:w="60"/>
+              <w:right w:type="dxa" w:w="90"/>
+            </w:tcMar>
+          </w:tcPr>
+          <w:p>
+            <w:pPr>
+              <w:spacing w:after="0"/>
+            </w:pPr>
+            <w:r>
+              <w:rPr>
+                <w:rFonts w:ascii="Calibri" w:cs="Calibri" w:eastAsia="Calibri" w:hAnsi="Calibri"/>
+                <w:color w:val="1A1A2E"/>
+                <w:sz w:val="20"/>
+                <w:szCs w:val="20"/>
+              </w:rPr>
+              <w:t xml:space="preserve">21</w:t>
+            </w:r>
+          </w:p>
+        </w:tc>
+        <w:tc>
+          <w:tcPr>
+            <w:tcW w:type="pct" w:w="12%"/>
+            <w:tcMar>
+              <w:top w:type="dxa" w:w="60"/>
+              <w:left w:type="dxa" w:w="90"/>
+              <w:bottom w:type="dxa" w:w="60"/>
+              <w:right w:type="dxa" w:w="90"/>
+            </w:tcMar>
+          </w:tcPr>
+          <w:p>
+            <w:pPr>
+              <w:spacing w:after="0"/>
+            </w:pPr>
+            <w:r>
+              <w:rPr>
+                <w:rFonts w:ascii="Calibri" w:cs="Calibri" w:eastAsia="Calibri" w:hAnsi="Calibri"/>
+                <w:color w:val="6B7280"/>
+                <w:sz w:val="20"/>
+                <w:szCs w:val="20"/>
+              </w:rPr>
+              <w:t xml:space="preserve">SDK</w:t>
+            </w:r>
+          </w:p>
+        </w:tc>
+        <w:tc>
+          <w:tcPr>
+            <w:tcW w:type="pct" w:w="44%"/>
+            <w:tcMar>
+              <w:top w:type="dxa" w:w="60"/>
+              <w:left w:type="dxa" w:w="90"/>
+              <w:bottom w:type="dxa" w:w="60"/>
+              <w:right w:type="dxa" w:w="90"/>
+            </w:tcMar>
+          </w:tcPr>
+          <w:p>
+            <w:pPr>
+              <w:spacing w:after="0"/>
+            </w:pPr>
+            <w:r>
+              <w:rPr>
+                <w:rFonts w:ascii="Calibri" w:cs="Calibri" w:eastAsia="Calibri" w:hAnsi="Calibri"/>
+                <w:color w:val="1A1A2E"/>
+                <w:sz w:val="20"/>
+                <w:szCs w:val="20"/>
+              </w:rPr>
+              <w:t xml:space="preserve">loadMarkets / unified createOrder</w:t>
+            </w:r>
+          </w:p>
+        </w:tc>
+        <w:tc>
+          <w:tcPr>
+            <w:tcW w:type="pct" w:w="17%"/>
+            <w:tcMar>
+              <w:top w:type="dxa" w:w="60"/>
+              <w:left w:type="dxa" w:w="90"/>
+              <w:bottom w:type="dxa" w:w="60"/>
+              <w:right w:type="dxa" w:w="90"/>
+            </w:tcMar>
+          </w:tcPr>
+          <w:p>
+            <w:pPr>
+              <w:spacing w:after="0"/>
+            </w:pPr>
+            <w:r>
+              <w:rPr>
+                <w:rFonts w:ascii="Calibri" w:cs="Calibri" w:eastAsia="Calibri" w:hAnsi="Calibri"/>
+                <w:b/>
+                <w:bCs/>
+                <w:color w:val="B42318"/>
+                <w:sz w:val="17"/>
+                <w:szCs w:val="17"/>
+              </w:rPr>
+              <w:t xml:space="preserve">✘ Not working</w:t>
+            </w:r>
+          </w:p>
+        </w:tc>
+        <w:tc>
+          <w:tcPr>
+            <w:tcW w:type="pct" w:w="23%"/>
+            <w:tcMar>
+              <w:top w:type="dxa" w:w="60"/>
+              <w:left w:type="dxa" w:w="90"/>
+              <w:bottom w:type="dxa" w:w="60"/>
+              <w:right w:type="dxa" w:w="90"/>
+            </w:tcMar>
+          </w:tcPr>
+          <w:p>
+            <w:pPr>
+              <w:spacing w:after="0"/>
+            </w:pPr>
+            <w:r>
+              <w:rPr>
+                <w:rFonts w:ascii="Consolas" w:cs="Consolas" w:eastAsia="Consolas" w:hAnsi="Consolas"/>
+                <w:color w:val="3A3A50"/>
+                <w:sz w:val="15"/>
+                <w:szCs w:val="15"/>
+              </w:rPr>
+              <w:t xml:space="preserve">documented indexer HTTP 000</w:t>
+            </w:r>
+          </w:p>
+        </w:tc>
+      </w:tr>
+      <w:tr>
+        <w:tc>
+          <w:tcPr>
+            <w:tcW w:type="pct" w:w="4%"/>
+            <w:tcMar>
+              <w:top w:type="dxa" w:w="60"/>
+              <w:left w:type="dxa" w:w="90"/>
+              <w:bottom w:type="dxa" w:w="60"/>
+              <w:right w:type="dxa" w:w="90"/>
+            </w:tcMar>
+          </w:tcPr>
+          <w:p>
+            <w:pPr>
+              <w:spacing w:after="0"/>
+            </w:pPr>
+            <w:r>
+              <w:rPr>
+                <w:rFonts w:ascii="Calibri" w:cs="Calibri" w:eastAsia="Calibri" w:hAnsi="Calibri"/>
+                <w:color w:val="1A1A2E"/>
+                <w:sz w:val="20"/>
+                <w:szCs w:val="20"/>
+              </w:rPr>
+              <w:t xml:space="preserve">22</w:t>
+            </w:r>
+          </w:p>
+        </w:tc>
+        <w:tc>
+          <w:tcPr>
+            <w:tcW w:type="pct" w:w="12%"/>
+            <w:tcMar>
+              <w:top w:type="dxa" w:w="60"/>
+              <w:left w:type="dxa" w:w="90"/>
+              <w:bottom w:type="dxa" w:w="60"/>
+              <w:right w:type="dxa" w:w="90"/>
+            </w:tcMar>
+          </w:tcPr>
+          <w:p>
+            <w:pPr>
+              <w:spacing w:after="0"/>
+            </w:pPr>
+            <w:r>
+              <w:rPr>
+                <w:rFonts w:ascii="Calibri" w:cs="Calibri" w:eastAsia="Calibri" w:hAnsi="Calibri"/>
+                <w:color w:val="6B7280"/>
+                <w:sz w:val="20"/>
+                <w:szCs w:val="20"/>
+              </w:rPr>
+              <w:t xml:space="preserve">SDK</w:t>
+            </w:r>
+          </w:p>
+        </w:tc>
+        <w:tc>
+          <w:tcPr>
+            <w:tcW w:type="pct" w:w="44%"/>
+            <w:tcMar>
+              <w:top w:type="dxa" w:w="60"/>
+              <w:left w:type="dxa" w:w="90"/>
+              <w:bottom w:type="dxa" w:w="60"/>
+              <w:right w:type="dxa" w:w="90"/>
+            </w:tcMar>
+          </w:tcPr>
+          <w:p>
+            <w:pPr>
+              <w:spacing w:after="0"/>
+            </w:pPr>
+            <w:r>
+              <w:rPr>
+                <w:rFonts w:ascii="Calibri" w:cs="Calibri" w:eastAsia="Calibri" w:hAnsi="Calibri"/>
+                <w:color w:val="1A1A2E"/>
+                <w:sz w:val="20"/>
+                <w:szCs w:val="20"/>
+              </w:rPr>
+              <w:t xml:space="preserve">listBinaryMarkets (indexer discovery)</w:t>
+            </w:r>
+          </w:p>
+        </w:tc>
+        <w:tc>
+          <w:tcPr>
+            <w:tcW w:type="pct" w:w="17%"/>
+            <w:tcMar>
+              <w:top w:type="dxa" w:w="60"/>
+              <w:left w:type="dxa" w:w="90"/>
+              <w:bottom w:type="dxa" w:w="60"/>
+              <w:right w:type="dxa" w:w="90"/>
+            </w:tcMar>
+          </w:tcPr>
+          <w:p>
+            <w:pPr>
+              <w:spacing w:after="0"/>
+            </w:pPr>
+            <w:r>
+              <w:rPr>
+                <w:rFonts w:ascii="Calibri" w:cs="Calibri" w:eastAsia="Calibri" w:hAnsi="Calibri"/>
+                <w:b/>
+                <w:bCs/>
+                <w:color w:val="B42318"/>
+                <w:sz w:val="17"/>
+                <w:szCs w:val="17"/>
+              </w:rPr>
+              <w:t xml:space="preserve">✘ Not working</w:t>
+            </w:r>
+          </w:p>
+        </w:tc>
+        <w:tc>
+          <w:tcPr>
+            <w:tcW w:type="pct" w:w="23%"/>
+            <w:tcMar>
+              <w:top w:type="dxa" w:w="60"/>
+              <w:left w:type="dxa" w:w="90"/>
+              <w:bottom w:type="dxa" w:w="60"/>
+              <w:right w:type="dxa" w:w="90"/>
+            </w:tcMar>
+          </w:tcPr>
+          <w:p>
+            <w:pPr>
+              <w:spacing w:after="0"/>
+            </w:pPr>
+            <w:r>
+              <w:rPr>
+                <w:rFonts w:ascii="Consolas" w:cs="Consolas" w:eastAsia="Consolas" w:hAnsi="Consolas"/>
+                <w:color w:val="3A3A50"/>
+                <w:sz w:val="15"/>
+                <w:szCs w:val="15"/>
+              </w:rPr>
+              <w:t xml:space="preserve">documented indexer HTTP 000</w:t>
             </w:r>
           </w:p>
         </w:tc>
@@ -2458,27 +3103,7 @@
           <w:sz w:val="20"/>
           <w:szCs w:val="20"/>
         </w:rPr>
-        <w:t xml:space="preserve">Programmatic matrix (rows 1–12, 14) passed </w:t>
-      </w:r>
-      <w:r>
-        <w:rPr>
-          <w:rFonts w:ascii="Calibri" w:cs="Calibri" w:eastAsia="Calibri" w:hAnsi="Calibri"/>
-          <w:b/>
-          <w:bCs/>
-          <w:color w:val="1A1A2E"/>
-          <w:sz w:val="20"/>
-          <w:szCs w:val="20"/>
-        </w:rPr>
-        <w:t xml:space="preserve">13/15 in one automated run</w:t>
-      </w:r>
-      <w:r>
-        <w:rPr>
-          <w:rFonts w:ascii="Calibri" w:cs="Calibri" w:eastAsia="Calibri" w:hAnsi="Calibri"/>
-          <w:color w:val="1A1A2E"/>
-          <w:sz w:val="20"/>
-          <w:szCs w:val="20"/>
-        </w:rPr>
-        <w:t xml:space="preserve"> (methodology/matrix.mjs). The two non-passes are both the indexer outage. Legend: ✔ works · ⏳ pending settlement · ⚠ works-but-a-bug · ✘ broken/unavailable.</w:t>
+        <w:t xml:space="preserve">Legend: ✔ working · ⚠ works but has an issue · ✘ not working during this test. The programmatic SDK/trade rows ran in one automated pass (methodology/matrix.mjs → matrix-result.json).</w:t>
       </w:r>
     </w:p>
     <w:p>
@@ -2497,13 +3122,29 @@
           <w:sz w:val="30"/>
           <w:szCs w:val="30"/>
         </w:rPr>
-        <w:t xml:space="preserve">UI issues from the first review — now FIXED</w:t>
+        <w:t xml:space="preserve">Working</w:t>
       </w:r>
     </w:p>
     <w:p>
       <w:pPr>
-        <w:spacing w:after="120" w:line="276"/>
+        <w:pStyle w:val="ListParagraph"/>
+        <w:numPr>
+          <w:ilvl w:val="0"/>
+          <w:numId w:val="1"/>
+        </w:numPr>
+        <w:spacing w:after="90" w:line="270"/>
       </w:pPr>
+      <w:r>
+        <w:rPr>
+          <w:rFonts w:ascii="Calibri" w:cs="Calibri" w:eastAsia="Calibri" w:hAnsi="Calibri"/>
+          <w:b/>
+          <w:bCs/>
+          <w:color w:val="1A1A2E"/>
+          <w:sz w:val="20"/>
+          <w:szCs w:val="20"/>
+        </w:rPr>
+        <w:t xml:space="preserve">All app UI features. </w:t>
+      </w:r>
       <w:r>
         <w:rPr>
           <w:rFonts w:ascii="Calibri" w:cs="Calibri" w:eastAsia="Calibri" w:hAnsi="Calibri"/>
@@ -2511,635 +3152,69 @@
           <w:sz w:val="20"/>
           <w:szCs w:val="20"/>
         </w:rPr>
-        <w:t xml:space="preserve">The app was updated since the first review; every UI issue reported is resolved. Verified live (before → after screenshots below).</w:t>
+        <w:t xml:space="preserve">With the backend up, the market loads, the chart shows the correct asset with the strike line and Up/Down zones, the order book renders with a live spread and last-traded price, max-stake and balances compute, the question/asset are labelled, and the results feed populates. These were simply unavailable during the backend outage at the first look (compare evidence/outage/ with evidence/working/).</w:t>
       </w:r>
     </w:p>
-    <w:tbl>
-      <w:tblPr>
-        <w:tblW w:type="pct" w:w="100%"/>
-        <w:tblBorders>
-          <w:top w:val="none"/>
-          <w:left w:val="none"/>
-          <w:bottom w:val="none"/>
-          <w:right w:val="none"/>
-          <w:insideH w:val="single" w:color="E4E4EC" w:sz="6"/>
-          <w:insideV w:val="single" w:color="E4E4EC" w:sz="6"/>
-        </w:tblBorders>
-      </w:tblPr>
-      <w:tblGrid>
-        <w:gridCol w:w="100"/>
-        <w:gridCol w:w="100"/>
-        <w:gridCol w:w="100"/>
-      </w:tblGrid>
-      <w:tr>
-        <w:trPr>
-          <w:tblHeader/>
-        </w:trPr>
-        <w:tc>
-          <w:tcPr>
-            <w:tcW w:type="pct" w:w="46%"/>
-            <w:shd w:fill="1A1A2E" w:color="auto" w:val="clear"/>
-            <w:tcMar>
-              <w:top w:type="dxa" w:w="60"/>
-              <w:left w:type="dxa" w:w="90"/>
-              <w:bottom w:type="dxa" w:w="60"/>
-              <w:right w:type="dxa" w:w="90"/>
-            </w:tcMar>
-          </w:tcPr>
-          <w:p>
-            <w:r>
-              <w:rPr>
-                <w:rFonts w:ascii="Calibri" w:cs="Calibri" w:eastAsia="Calibri" w:hAnsi="Calibri"/>
-                <w:b/>
-                <w:bCs/>
-                <w:color w:val="FFFFFF"/>
-                <w:sz w:val="16"/>
-                <w:szCs w:val="16"/>
-              </w:rPr>
-              <w:t xml:space="preserve">Issue (first review)</w:t>
-            </w:r>
-          </w:p>
-        </w:tc>
-        <w:tc>
-          <w:tcPr>
-            <w:tcW w:type="pct" w:w="34%"/>
-            <w:shd w:fill="1A1A2E" w:color="auto" w:val="clear"/>
-            <w:tcMar>
-              <w:top w:type="dxa" w:w="60"/>
-              <w:left w:type="dxa" w:w="90"/>
-              <w:bottom w:type="dxa" w:w="60"/>
-              <w:right w:type="dxa" w:w="90"/>
-            </w:tcMar>
-          </w:tcPr>
-          <w:p>
-            <w:r>
-              <w:rPr>
-                <w:rFonts w:ascii="Calibri" w:cs="Calibri" w:eastAsia="Calibri" w:hAnsi="Calibri"/>
-                <w:b/>
-                <w:bCs/>
-                <w:color w:val="FFFFFF"/>
-                <w:sz w:val="16"/>
-                <w:szCs w:val="16"/>
-              </w:rPr>
-              <w:t xml:space="preserve">Status now</w:t>
-            </w:r>
-          </w:p>
-        </w:tc>
-        <w:tc>
-          <w:tcPr>
-            <w:tcW w:type="pct" w:w="20%"/>
-            <w:shd w:fill="1A1A2E" w:color="auto" w:val="clear"/>
-            <w:tcMar>
-              <w:top w:type="dxa" w:w="60"/>
-              <w:left w:type="dxa" w:w="90"/>
-              <w:bottom w:type="dxa" w:w="60"/>
-              <w:right w:type="dxa" w:w="90"/>
-            </w:tcMar>
-          </w:tcPr>
-          <w:p>
-            <w:r>
-              <w:rPr>
-                <w:rFonts w:ascii="Calibri" w:cs="Calibri" w:eastAsia="Calibri" w:hAnsi="Calibri"/>
-                <w:b/>
-                <w:bCs/>
-                <w:color w:val="FFFFFF"/>
-                <w:sz w:val="16"/>
-                <w:szCs w:val="16"/>
-              </w:rPr>
-              <w:t xml:space="preserve">Evidence</w:t>
-            </w:r>
-          </w:p>
-        </w:tc>
-      </w:tr>
-      <w:tr>
-        <w:tc>
-          <w:tcPr>
-            <w:tcW w:type="pct" w:w="46%"/>
-            <w:tcMar>
-              <w:top w:type="dxa" w:w="60"/>
-              <w:left w:type="dxa" w:w="90"/>
-              <w:bottom w:type="dxa" w:w="60"/>
-              <w:right w:type="dxa" w:w="90"/>
-            </w:tcMar>
-          </w:tcPr>
-          <w:p>
-            <w:pPr>
-              <w:spacing w:after="0"/>
-            </w:pPr>
-            <w:r>
-              <w:rPr>
-                <w:rFonts w:ascii="Calibri" w:cs="Calibri" w:eastAsia="Calibri" w:hAnsi="Calibri"/>
-                <w:color w:val="1A1A2E"/>
-                <w:sz w:val="20"/>
-                <w:szCs w:val="20"/>
-              </w:rPr>
-              <w:t xml:space="preserve">Selector showed “No event markets”</w:t>
-            </w:r>
-          </w:p>
-        </w:tc>
-        <w:tc>
-          <w:tcPr>
-            <w:tcW w:type="pct" w:w="34%"/>
-            <w:tcMar>
-              <w:top w:type="dxa" w:w="60"/>
-              <w:left w:type="dxa" w:w="90"/>
-              <w:bottom w:type="dxa" w:w="60"/>
-              <w:right w:type="dxa" w:w="90"/>
-            </w:tcMar>
-          </w:tcPr>
-          <w:p>
-            <w:pPr>
-              <w:spacing w:after="0"/>
-            </w:pPr>
-            <w:r>
-              <w:rPr>
-                <w:rFonts w:ascii="Calibri" w:cs="Calibri" w:eastAsia="Calibri" w:hAnsi="Calibri"/>
-                <w:b/>
-                <w:bCs/>
-                <w:color w:val="0B7A46"/>
-                <w:sz w:val="20"/>
-                <w:szCs w:val="20"/>
-              </w:rPr>
-              <w:t xml:space="preserve">Fixed</w:t>
-            </w:r>
-            <w:r>
-              <w:rPr>
-                <w:rFonts w:ascii="Calibri" w:cs="Calibri" w:eastAsia="Calibri" w:hAnsi="Calibri"/>
-                <w:color w:val="1A1A2E"/>
-                <w:sz w:val="20"/>
-                <w:szCs w:val="20"/>
-              </w:rPr>
-              <w:t xml:space="preserve"> — BTC market loads</w:t>
-            </w:r>
-          </w:p>
-        </w:tc>
-        <w:tc>
-          <w:tcPr>
-            <w:tcW w:type="pct" w:w="20%"/>
-            <w:tcMar>
-              <w:top w:type="dxa" w:w="60"/>
-              <w:left w:type="dxa" w:w="90"/>
-              <w:bottom w:type="dxa" w:w="60"/>
-              <w:right w:type="dxa" w:w="90"/>
-            </w:tcMar>
-          </w:tcPr>
-          <w:p>
-            <w:pPr>
-              <w:spacing w:after="0"/>
-            </w:pPr>
-            <w:r>
-              <w:rPr>
-                <w:rFonts w:ascii="Consolas" w:cs="Consolas" w:eastAsia="Consolas" w:hAnsi="Consolas"/>
-                <w:color w:val="3A3A50"/>
-                <w:sz w:val="15"/>
-                <w:szCs w:val="15"/>
-              </w:rPr>
-              <w:t xml:space="preserve">01 → RETEST-01</w:t>
-            </w:r>
-          </w:p>
-        </w:tc>
-      </w:tr>
-      <w:tr>
-        <w:tc>
-          <w:tcPr>
-            <w:tcW w:type="pct" w:w="46%"/>
-            <w:tcMar>
-              <w:top w:type="dxa" w:w="60"/>
-              <w:left w:type="dxa" w:w="90"/>
-              <w:bottom w:type="dxa" w:w="60"/>
-              <w:right w:type="dxa" w:w="90"/>
-            </w:tcMar>
-          </w:tcPr>
-          <w:p>
-            <w:pPr>
-              <w:spacing w:after="0"/>
-            </w:pPr>
-            <w:r>
-              <w:rPr>
-                <w:rFonts w:ascii="Calibri" w:cs="Calibri" w:eastAsia="Calibri" w:hAnsi="Calibri"/>
-                <w:color w:val="1A1A2E"/>
-                <w:sz w:val="20"/>
-                <w:szCs w:val="20"/>
-              </w:rPr>
-              <w:t xml:space="preserve">Chart plotted SOMI on an ETH/BTC page</w:t>
-            </w:r>
-          </w:p>
-        </w:tc>
-        <w:tc>
-          <w:tcPr>
-            <w:tcW w:type="pct" w:w="34%"/>
-            <w:tcMar>
-              <w:top w:type="dxa" w:w="60"/>
-              <w:left w:type="dxa" w:w="90"/>
-              <w:bottom w:type="dxa" w:w="60"/>
-              <w:right w:type="dxa" w:w="90"/>
-            </w:tcMar>
-          </w:tcPr>
-          <w:p>
-            <w:pPr>
-              <w:spacing w:after="0"/>
-            </w:pPr>
-            <w:r>
-              <w:rPr>
-                <w:rFonts w:ascii="Calibri" w:cs="Calibri" w:eastAsia="Calibri" w:hAnsi="Calibri"/>
-                <w:b/>
-                <w:bCs/>
-                <w:color w:val="0B7A46"/>
-                <w:sz w:val="20"/>
-                <w:szCs w:val="20"/>
-              </w:rPr>
-              <w:t xml:space="preserve">Fixed</w:t>
-            </w:r>
-            <w:r>
-              <w:rPr>
-                <w:rFonts w:ascii="Calibri" w:cs="Calibri" w:eastAsia="Calibri" w:hAnsi="Calibri"/>
-                <w:color w:val="1A1A2E"/>
-                <w:sz w:val="20"/>
-                <w:szCs w:val="20"/>
-              </w:rPr>
-              <w:t xml:space="preserve"> — BTC price + strike line</w:t>
-            </w:r>
-          </w:p>
-        </w:tc>
-        <w:tc>
-          <w:tcPr>
-            <w:tcW w:type="pct" w:w="20%"/>
-            <w:tcMar>
-              <w:top w:type="dxa" w:w="60"/>
-              <w:left w:type="dxa" w:w="90"/>
-              <w:bottom w:type="dxa" w:w="60"/>
-              <w:right w:type="dxa" w:w="90"/>
-            </w:tcMar>
-          </w:tcPr>
-          <w:p>
-            <w:pPr>
-              <w:spacing w:after="0"/>
-            </w:pPr>
-            <w:r>
-              <w:rPr>
-                <w:rFonts w:ascii="Consolas" w:cs="Consolas" w:eastAsia="Consolas" w:hAnsi="Consolas"/>
-                <w:color w:val="3A3A50"/>
-                <w:sz w:val="15"/>
-                <w:szCs w:val="15"/>
-              </w:rPr>
-              <w:t xml:space="preserve">02 → RETEST-02</w:t>
-            </w:r>
-          </w:p>
-        </w:tc>
-      </w:tr>
-      <w:tr>
-        <w:tc>
-          <w:tcPr>
-            <w:tcW w:type="pct" w:w="46%"/>
-            <w:tcMar>
-              <w:top w:type="dxa" w:w="60"/>
-              <w:left w:type="dxa" w:w="90"/>
-              <w:bottom w:type="dxa" w:w="60"/>
-              <w:right w:type="dxa" w:w="90"/>
-            </w:tcMar>
-          </w:tcPr>
-          <w:p>
-            <w:pPr>
-              <w:spacing w:after="0"/>
-            </w:pPr>
-            <w:r>
-              <w:rPr>
-                <w:rFonts w:ascii="Calibri" w:cs="Calibri" w:eastAsia="Calibri" w:hAnsi="Calibri"/>
-                <w:color w:val="1A1A2E"/>
-                <w:sz w:val="20"/>
-                <w:szCs w:val="20"/>
-              </w:rPr>
-              <w:t xml:space="preserve">Both sides “no liquidity”</w:t>
-            </w:r>
-          </w:p>
-        </w:tc>
-        <w:tc>
-          <w:tcPr>
-            <w:tcW w:type="pct" w:w="34%"/>
-            <w:tcMar>
-              <w:top w:type="dxa" w:w="60"/>
-              <w:left w:type="dxa" w:w="90"/>
-              <w:bottom w:type="dxa" w:w="60"/>
-              <w:right w:type="dxa" w:w="90"/>
-            </w:tcMar>
-          </w:tcPr>
-          <w:p>
-            <w:pPr>
-              <w:spacing w:after="0"/>
-            </w:pPr>
-            <w:r>
-              <w:rPr>
-                <w:rFonts w:ascii="Calibri" w:cs="Calibri" w:eastAsia="Calibri" w:hAnsi="Calibri"/>
-                <w:b/>
-                <w:bCs/>
-                <w:color w:val="0B7A46"/>
-                <w:sz w:val="20"/>
-                <w:szCs w:val="20"/>
-              </w:rPr>
-              <w:t xml:space="preserve">Fixed</w:t>
-            </w:r>
-            <w:r>
-              <w:rPr>
-                <w:rFonts w:ascii="Calibri" w:cs="Calibri" w:eastAsia="Calibri" w:hAnsi="Calibri"/>
-                <w:color w:val="1A1A2E"/>
-                <w:sz w:val="20"/>
-                <w:szCs w:val="20"/>
-              </w:rPr>
-              <w:t xml:space="preserve"> — full book, spread 3¢</w:t>
-            </w:r>
-          </w:p>
-        </w:tc>
-        <w:tc>
-          <w:tcPr>
-            <w:tcW w:type="pct" w:w="20%"/>
-            <w:tcMar>
-              <w:top w:type="dxa" w:w="60"/>
-              <w:left w:type="dxa" w:w="90"/>
-              <w:bottom w:type="dxa" w:w="60"/>
-              <w:right w:type="dxa" w:w="90"/>
-            </w:tcMar>
-          </w:tcPr>
-          <w:p>
-            <w:pPr>
-              <w:spacing w:after="0"/>
-            </w:pPr>
-            <w:r>
-              <w:rPr>
-                <w:rFonts w:ascii="Consolas" w:cs="Consolas" w:eastAsia="Consolas" w:hAnsi="Consolas"/>
-                <w:color w:val="3A3A50"/>
-                <w:sz w:val="15"/>
-                <w:szCs w:val="15"/>
-              </w:rPr>
-              <w:t xml:space="preserve">03 → RETEST-02</w:t>
-            </w:r>
-          </w:p>
-        </w:tc>
-      </w:tr>
-      <w:tr>
-        <w:tc>
-          <w:tcPr>
-            <w:tcW w:type="pct" w:w="46%"/>
-            <w:tcMar>
-              <w:top w:type="dxa" w:w="60"/>
-              <w:left w:type="dxa" w:w="90"/>
-              <w:bottom w:type="dxa" w:w="60"/>
-              <w:right w:type="dxa" w:w="90"/>
-            </w:tcMar>
-          </w:tcPr>
-          <w:p>
-            <w:pPr>
-              <w:spacing w:after="0"/>
-            </w:pPr>
-            <w:r>
-              <w:rPr>
-                <w:rFonts w:ascii="Calibri" w:cs="Calibri" w:eastAsia="Calibri" w:hAnsi="Calibri"/>
-                <w:color w:val="1A1A2E"/>
-                <w:sz w:val="20"/>
-                <w:szCs w:val="20"/>
-              </w:rPr>
-              <w:t xml:space="preserve">“Max: -- USDso” wouldn’t compute</w:t>
-            </w:r>
-          </w:p>
-        </w:tc>
-        <w:tc>
-          <w:tcPr>
-            <w:tcW w:type="pct" w:w="34%"/>
-            <w:tcMar>
-              <w:top w:type="dxa" w:w="60"/>
-              <w:left w:type="dxa" w:w="90"/>
-              <w:bottom w:type="dxa" w:w="60"/>
-              <w:right w:type="dxa" w:w="90"/>
-            </w:tcMar>
-          </w:tcPr>
-          <w:p>
-            <w:pPr>
-              <w:spacing w:after="0"/>
-            </w:pPr>
-            <w:r>
-              <w:rPr>
-                <w:rFonts w:ascii="Calibri" w:cs="Calibri" w:eastAsia="Calibri" w:hAnsi="Calibri"/>
-                <w:b/>
-                <w:bCs/>
-                <w:color w:val="0B7A46"/>
-                <w:sz w:val="20"/>
-                <w:szCs w:val="20"/>
-              </w:rPr>
-              <w:t xml:space="preserve">Fixed</w:t>
-            </w:r>
-            <w:r>
-              <w:rPr>
-                <w:rFonts w:ascii="Calibri" w:cs="Calibri" w:eastAsia="Calibri" w:hAnsi="Calibri"/>
-                <w:color w:val="1A1A2E"/>
-                <w:sz w:val="20"/>
-                <w:szCs w:val="20"/>
-              </w:rPr>
-              <w:t xml:space="preserve"> — Max 1.01 USDso</w:t>
-            </w:r>
-          </w:p>
-        </w:tc>
-        <w:tc>
-          <w:tcPr>
-            <w:tcW w:type="pct" w:w="20%"/>
-            <w:tcMar>
-              <w:top w:type="dxa" w:w="60"/>
-              <w:left w:type="dxa" w:w="90"/>
-              <w:bottom w:type="dxa" w:w="60"/>
-              <w:right w:type="dxa" w:w="90"/>
-            </w:tcMar>
-          </w:tcPr>
-          <w:p>
-            <w:pPr>
-              <w:spacing w:after="0"/>
-            </w:pPr>
-            <w:r>
-              <w:rPr>
-                <w:rFonts w:ascii="Consolas" w:cs="Consolas" w:eastAsia="Consolas" w:hAnsi="Consolas"/>
-                <w:color w:val="3A3A50"/>
-                <w:sz w:val="15"/>
-                <w:szCs w:val="15"/>
-              </w:rPr>
-              <w:t xml:space="preserve">RETEST-01</w:t>
-            </w:r>
-          </w:p>
-        </w:tc>
-      </w:tr>
-      <w:tr>
-        <w:tc>
-          <w:tcPr>
-            <w:tcW w:type="pct" w:w="46%"/>
-            <w:tcMar>
-              <w:top w:type="dxa" w:w="60"/>
-              <w:left w:type="dxa" w:w="90"/>
-              <w:bottom w:type="dxa" w:w="60"/>
-              <w:right w:type="dxa" w:w="90"/>
-            </w:tcMar>
-          </w:tcPr>
-          <w:p>
-            <w:pPr>
-              <w:spacing w:after="0"/>
-            </w:pPr>
-            <w:r>
-              <w:rPr>
-                <w:rFonts w:ascii="Calibri" w:cs="Calibri" w:eastAsia="Calibri" w:hAnsi="Calibri"/>
-                <w:color w:val="1A1A2E"/>
-                <w:sz w:val="20"/>
-                <w:szCs w:val="20"/>
-              </w:rPr>
-              <w:t xml:space="preserve">Asset never labelled</w:t>
-            </w:r>
-          </w:p>
-        </w:tc>
-        <w:tc>
-          <w:tcPr>
-            <w:tcW w:type="pct" w:w="34%"/>
-            <w:tcMar>
-              <w:top w:type="dxa" w:w="60"/>
-              <w:left w:type="dxa" w:w="90"/>
-              <w:bottom w:type="dxa" w:w="60"/>
-              <w:right w:type="dxa" w:w="90"/>
-            </w:tcMar>
-          </w:tcPr>
-          <w:p>
-            <w:pPr>
-              <w:spacing w:after="0"/>
-            </w:pPr>
-            <w:r>
-              <w:rPr>
-                <w:rFonts w:ascii="Calibri" w:cs="Calibri" w:eastAsia="Calibri" w:hAnsi="Calibri"/>
-                <w:b/>
-                <w:bCs/>
-                <w:color w:val="0B7A46"/>
-                <w:sz w:val="20"/>
-                <w:szCs w:val="20"/>
-              </w:rPr>
-              <w:t xml:space="preserve">Fixed</w:t>
-            </w:r>
-            <w:r>
-              <w:rPr>
-                <w:rFonts w:ascii="Calibri" w:cs="Calibri" w:eastAsia="Calibri" w:hAnsi="Calibri"/>
-                <w:color w:val="1A1A2E"/>
-                <w:sz w:val="20"/>
-                <w:szCs w:val="20"/>
-              </w:rPr>
-              <w:t xml:space="preserve"> — “BTC” + full question</w:t>
-            </w:r>
-          </w:p>
-        </w:tc>
-        <w:tc>
-          <w:tcPr>
-            <w:tcW w:type="pct" w:w="20%"/>
-            <w:tcMar>
-              <w:top w:type="dxa" w:w="60"/>
-              <w:left w:type="dxa" w:w="90"/>
-              <w:bottom w:type="dxa" w:w="60"/>
-              <w:right w:type="dxa" w:w="90"/>
-            </w:tcMar>
-          </w:tcPr>
-          <w:p>
-            <w:pPr>
-              <w:spacing w:after="0"/>
-            </w:pPr>
-            <w:r>
-              <w:rPr>
-                <w:rFonts w:ascii="Consolas" w:cs="Consolas" w:eastAsia="Consolas" w:hAnsi="Consolas"/>
-                <w:color w:val="3A3A50"/>
-                <w:sz w:val="15"/>
-                <w:szCs w:val="15"/>
-              </w:rPr>
-              <w:t xml:space="preserve">RETEST-01</w:t>
-            </w:r>
-          </w:p>
-        </w:tc>
-      </w:tr>
-      <w:tr>
-        <w:tc>
-          <w:tcPr>
-            <w:tcW w:type="pct" w:w="46%"/>
-            <w:tcMar>
-              <w:top w:type="dxa" w:w="60"/>
-              <w:left w:type="dxa" w:w="90"/>
-              <w:bottom w:type="dxa" w:w="60"/>
-              <w:right w:type="dxa" w:w="90"/>
-            </w:tcMar>
-          </w:tcPr>
-          <w:p>
-            <w:pPr>
-              <w:spacing w:after="0"/>
-            </w:pPr>
-            <w:r>
-              <w:rPr>
-                <w:rFonts w:ascii="Calibri" w:cs="Calibri" w:eastAsia="Calibri" w:hAnsi="Calibri"/>
-                <w:color w:val="1A1A2E"/>
-                <w:sz w:val="20"/>
-                <w:szCs w:val="20"/>
-              </w:rPr>
-              <w:t xml:space="preserve">Balance showed 1.02 trillion USDso</w:t>
-            </w:r>
-          </w:p>
-        </w:tc>
-        <w:tc>
-          <w:tcPr>
-            <w:tcW w:type="pct" w:w="34%"/>
-            <w:tcMar>
-              <w:top w:type="dxa" w:w="60"/>
-              <w:left w:type="dxa" w:w="90"/>
-              <w:bottom w:type="dxa" w:w="60"/>
-              <w:right w:type="dxa" w:w="90"/>
-            </w:tcMar>
-          </w:tcPr>
-          <w:p>
-            <w:pPr>
-              <w:spacing w:after="0"/>
-            </w:pPr>
-            <w:r>
-              <w:rPr>
-                <w:rFonts w:ascii="Calibri" w:cs="Calibri" w:eastAsia="Calibri" w:hAnsi="Calibri"/>
-                <w:b/>
-                <w:bCs/>
-                <w:color w:val="0B7A46"/>
-                <w:sz w:val="20"/>
-                <w:szCs w:val="20"/>
-              </w:rPr>
-              <w:t xml:space="preserve">Fixed</w:t>
-            </w:r>
-            <w:r>
-              <w:rPr>
-                <w:rFonts w:ascii="Calibri" w:cs="Calibri" w:eastAsia="Calibri" w:hAnsi="Calibri"/>
-                <w:color w:val="1A1A2E"/>
-                <w:sz w:val="20"/>
-                <w:szCs w:val="20"/>
-              </w:rPr>
-              <w:t xml:space="preserve"> — now 1.02 (decimals bug)</w:t>
-            </w:r>
-          </w:p>
-        </w:tc>
-        <w:tc>
-          <w:tcPr>
-            <w:tcW w:type="pct" w:w="20%"/>
-            <w:tcMar>
-              <w:top w:type="dxa" w:w="60"/>
-              <w:left w:type="dxa" w:w="90"/>
-              <w:bottom w:type="dxa" w:w="60"/>
-              <w:right w:type="dxa" w:w="90"/>
-            </w:tcMar>
-          </w:tcPr>
-          <w:p>
-            <w:pPr>
-              <w:spacing w:after="0"/>
-            </w:pPr>
-            <w:r>
-              <w:rPr>
-                <w:rFonts w:ascii="Consolas" w:cs="Consolas" w:eastAsia="Consolas" w:hAnsi="Consolas"/>
-                <w:color w:val="3A3A50"/>
-                <w:sz w:val="15"/>
-                <w:szCs w:val="15"/>
-              </w:rPr>
-              <w:t xml:space="preserve">RETEST-01</w:t>
-            </w:r>
-          </w:p>
-        </w:tc>
-      </w:tr>
-    </w:tbl>
+    <w:p>
+      <w:pPr>
+        <w:pStyle w:val="ListParagraph"/>
+        <w:numPr>
+          <w:ilvl w:val="0"/>
+          <w:numId w:val="1"/>
+        </w:numPr>
+        <w:spacing w:after="90" w:line="270"/>
+      </w:pPr>
+      <w:r>
+        <w:rPr>
+          <w:rFonts w:ascii="Calibri" w:cs="Calibri" w:eastAsia="Calibri" w:hAnsi="Calibri"/>
+          <w:b/>
+          <w:bCs/>
+          <w:color w:val="1A1A2E"/>
+          <w:sz w:val="20"/>
+          <w:szCs w:val="20"/>
+        </w:rPr>
+        <w:t xml:space="preserve">The full trading path, on-chain. </w:t>
+      </w:r>
+      <w:r>
+        <w:rPr>
+          <w:rFonts w:ascii="Calibri" w:cs="Calibri" w:eastAsia="Calibri" w:hAnsi="Calibri"/>
+          <w:color w:val="1A1A2E"/>
+          <w:sz w:val="20"/>
+          <w:szCs w:val="20"/>
+        </w:rPr>
+        <w:t xml:space="preserve">faucet → mintSet → burnSet/merge → maker rest → taker fill → cancel → settle → redeem, all verified with real transactions. A maker (0x789f…) quoted a two-sided book around 50/50 with a ~0.03 spread.</w:t>
+      </w:r>
+    </w:p>
+    <w:p>
+      <w:pPr>
+        <w:pStyle w:val="ListParagraph"/>
+        <w:numPr>
+          <w:ilvl w:val="0"/>
+          <w:numId w:val="1"/>
+        </w:numPr>
+        <w:spacing w:after="90" w:line="270"/>
+      </w:pPr>
+      <w:r>
+        <w:rPr>
+          <w:rFonts w:ascii="Calibri" w:cs="Calibri" w:eastAsia="Calibri" w:hAnsi="Calibri"/>
+          <w:b/>
+          <w:bCs/>
+          <w:color w:val="1A1A2E"/>
+          <w:sz w:val="20"/>
+          <w:szCs w:val="20"/>
+        </w:rPr>
+        <w:t xml:space="preserve">Indexer-free SDK reads. </w:t>
+      </w:r>
+      <w:r>
+        <w:rPr>
+          <w:rFonts w:ascii="Calibri" w:cs="Calibri" w:eastAsia="Calibri" w:hAnsi="Calibri"/>
+          <w:color w:val="1A1A2E"/>
+          <w:sz w:val="20"/>
+          <w:szCs w:val="20"/>
+        </w:rPr>
+        <w:t xml:space="preserve">Discovery from chain logs and getMarketOnchain / getAllOpenOrdersOnchain / getOutcomeBalance read directly from the RPC.</w:t>
+      </w:r>
+    </w:p>
     <w:p>
       <w:pPr>
         <w:spacing w:after="30" w:before="100"/>
@@ -3200,7 +3275,7 @@
           <w:sz w:val="16"/>
           <w:szCs w:val="16"/>
         </w:rPr>
-        <w:t xml:space="preserve">AFTER: order book (bids 70–72¢ / asks 75–76¢, spread 3¢), BTC chart with strike line and Up/Down zones, clear question.</w:t>
+        <w:t xml:space="preserve">Backend up: order book (bids 70–72¢ / asks 75–76¢, spread 3¢), BTC chart with strike line and Up/Down zones, clear question.</w:t>
       </w:r>
     </w:p>
     <w:p>
@@ -3263,7 +3338,7 @@
           <w:sz w:val="16"/>
           <w:szCs w:val="16"/>
         </w:rPr>
-        <w:t xml:space="preserve">BEFORE: “No event markets” + “no liquidity”, shown while an on-chain book existed.</w:t>
+        <w:t xml:space="preserve">During the backend outage: the app could not load markets (“No event markets” / “no liquidity”).</w:t>
       </w:r>
     </w:p>
     <w:p>
@@ -3282,24 +3357,18 @@
           <w:sz w:val="30"/>
           <w:szCs w:val="30"/>
         </w:rPr>
-        <w:t xml:space="preserve">Open issues (still worth fixing)</w:t>
+        <w:t xml:space="preserve">Not working (during this test)</w:t>
       </w:r>
     </w:p>
     <w:p>
       <w:pPr>
-        <w:spacing w:after="100" w:line="272"/>
+        <w:pStyle w:val="ListParagraph"/>
+        <w:numPr>
+          <w:ilvl w:val="0"/>
+          <w:numId w:val="1"/>
+        </w:numPr>
+        <w:spacing w:after="90" w:line="270"/>
       </w:pPr>
-      <w:r>
-        <w:rPr>
-          <w:rFonts w:ascii="Calibri" w:cs="Calibri" w:eastAsia="Calibri" w:hAnsi="Calibri"/>
-          <w:b/>
-          <w:bCs/>
-          <w:color w:val="5B3DF5"/>
-          <w:sz w:val="20"/>
-          <w:szCs w:val="20"/>
-        </w:rPr>
-        <w:t xml:space="preserve">1.  </w:t>
-      </w:r>
       <w:r>
         <w:rPr>
           <w:rFonts w:ascii="Calibri" w:cs="Calibri" w:eastAsia="Calibri" w:hAnsi="Calibri"/>
@@ -3323,19 +3392,13 @@
     </w:p>
     <w:p>
       <w:pPr>
-        <w:spacing w:after="100" w:line="272"/>
+        <w:pStyle w:val="ListParagraph"/>
+        <w:numPr>
+          <w:ilvl w:val="0"/>
+          <w:numId w:val="1"/>
+        </w:numPr>
+        <w:spacing w:after="90" w:line="270"/>
       </w:pPr>
-      <w:r>
-        <w:rPr>
-          <w:rFonts w:ascii="Calibri" w:cs="Calibri" w:eastAsia="Calibri" w:hAnsi="Calibri"/>
-          <w:b/>
-          <w:bCs/>
-          <w:color w:val="5B3DF5"/>
-          <w:sz w:val="20"/>
-          <w:szCs w:val="20"/>
-        </w:rPr>
-        <w:t xml:space="preserve">2.  </w:t>
-      </w:r>
       <w:r>
         <w:rPr>
           <w:rFonts w:ascii="Calibri" w:cs="Calibri" w:eastAsia="Calibri" w:hAnsi="Calibri"/>
@@ -3345,7 +3408,7 @@
           <w:sz w:val="20"/>
           <w:szCs w:val="20"/>
         </w:rPr>
-        <w:t xml:space="preserve">Documented testnet indexer is unreliable. </w:t>
+        <w:t xml:space="preserve">The SDK’s documented testnet indexer was down — </w:t>
       </w:r>
       <w:r>
         <w:rPr>
@@ -3354,140 +3417,7 @@
           <w:sz w:val="20"/>
           <w:szCs w:val="20"/>
         </w:rPr>
-        <w:t xml:space="preserve">Fully down during this test (HTTP 000) while app + RPC were up; a raw-IP nip.io URL with no stable DNS. Breaks loadMarkets, listBinaryMarkets, unified createOrder, getOutcomeBalances.</w:t>
-      </w:r>
-    </w:p>
-    <w:p>
-      <w:pPr>
-        <w:spacing w:after="100" w:line="272"/>
-      </w:pPr>
-      <w:r>
-        <w:rPr>
-          <w:rFonts w:ascii="Calibri" w:cs="Calibri" w:eastAsia="Calibri" w:hAnsi="Calibri"/>
-          <w:b/>
-          <w:bCs/>
-          <w:color w:val="5B3DF5"/>
-          <w:sz w:val="20"/>
-          <w:szCs w:val="20"/>
-        </w:rPr>
-        <w:t xml:space="preserve">3.  </w:t>
-      </w:r>
-      <w:r>
-        <w:rPr>
-          <w:rFonts w:ascii="Calibri" w:cs="Calibri" w:eastAsia="Calibri" w:hAnsi="Calibri"/>
-          <w:b/>
-          <w:bCs/>
-          <w:color w:val="1A1A2E"/>
-          <w:sz w:val="20"/>
-          <w:szCs w:val="20"/>
-        </w:rPr>
-        <w:t xml:space="preserve">PostOnly rejection is silent. </w:t>
-      </w:r>
-      <w:r>
-        <w:rPr>
-          <w:rFonts w:ascii="Calibri" w:cs="Calibri" w:eastAsia="Calibri" w:hAnsi="Calibri"/>
-          <w:color w:val="1A1A2E"/>
-          <w:sz w:val="20"/>
-          <w:szCs w:val="20"/>
-        </w:rPr>
-        <w:t xml:space="preserve">A crossing PostOnly order returns success with orderId undefined, fills 0, and no error — detectable only by null-checking orderId.</w:t>
-      </w:r>
-    </w:p>
-    <w:p>
-      <w:pPr>
-        <w:spacing w:after="100" w:line="272"/>
-      </w:pPr>
-      <w:r>
-        <w:rPr>
-          <w:rFonts w:ascii="Calibri" w:cs="Calibri" w:eastAsia="Calibri" w:hAnsi="Calibri"/>
-          <w:b/>
-          <w:bCs/>
-          <w:color w:val="5B3DF5"/>
-          <w:sz w:val="20"/>
-          <w:szCs w:val="20"/>
-        </w:rPr>
-        <w:t xml:space="preserve">4.  </w:t>
-      </w:r>
-      <w:r>
-        <w:rPr>
-          <w:rFonts w:ascii="Calibri" w:cs="Calibri" w:eastAsia="Calibri" w:hAnsi="Calibri"/>
-          <w:b/>
-          <w:bCs/>
-          <w:color w:val="1A1A2E"/>
-          <w:sz w:val="20"/>
-          <w:szCs w:val="20"/>
-        </w:rPr>
-        <w:t xml:space="preserve">Docs mismatch on getOutcomeBalance. </w:t>
-      </w:r>
-      <w:r>
-        <w:rPr>
-          <w:rFonts w:ascii="Calibri" w:cs="Calibri" w:eastAsia="Calibri" w:hAnsi="Calibri"/>
-          <w:color w:val="1A1A2E"/>
-          <w:sz w:val="20"/>
-          <w:szCs w:val="20"/>
-        </w:rPr>
-        <w:t xml:space="preserve">README shows positional (token, address, id); the real signature is an object { outcomeToken, account, id }. The plural getOutcomeBalances reads the (down) indexer; the singular reads on-chain.</w:t>
-      </w:r>
-    </w:p>
-    <w:p>
-      <w:pPr>
-        <w:spacing w:after="100" w:line="272"/>
-      </w:pPr>
-      <w:r>
-        <w:rPr>
-          <w:rFonts w:ascii="Calibri" w:cs="Calibri" w:eastAsia="Calibri" w:hAnsi="Calibri"/>
-          <w:b/>
-          <w:bCs/>
-          <w:color w:val="5B3DF5"/>
-          <w:sz w:val="20"/>
-          <w:szCs w:val="20"/>
-        </w:rPr>
-        <w:t xml:space="preserve">5.  </w:t>
-      </w:r>
-      <w:r>
-        <w:rPr>
-          <w:rFonts w:ascii="Calibri" w:cs="Calibri" w:eastAsia="Calibri" w:hAnsi="Calibri"/>
-          <w:b/>
-          <w:bCs/>
-          <w:color w:val="1A1A2E"/>
-          <w:sz w:val="20"/>
-          <w:szCs w:val="20"/>
-        </w:rPr>
-        <w:t xml:space="preserve">Carried over: </w:t>
-      </w:r>
-      <w:r>
-        <w:rPr>
-          <w:rFonts w:ascii="Calibri" w:cs="Calibri" w:eastAsia="Calibri" w:hAnsi="Calibri"/>
-          <w:color w:val="1A1A2E"/>
-          <w:sz w:val="20"/>
-          <w:szCs w:val="20"/>
-        </w:rPr>
-        <w:t xml:space="preserve">getBinaryOrderBook wants a pool address (not marketId); the README binary example uses a fixed-strike symbol that finds nothing; tick/lot grid unpublished; window list says 15m/1h but 4h exists.</w:t>
-      </w:r>
-    </w:p>
-    <w:p>
-      <w:pPr>
-        <w:spacing w:before="60"/>
-      </w:pPr>
-      <w:r>
-        <w:rPr>
-          <w:rFonts w:ascii="Calibri" w:cs="Calibri" w:eastAsia="Calibri" w:hAnsi="Calibri"/>
-          <w:b/>
-          <w:bCs/>
-          <w:color w:val="1A1A2E"/>
-          <w:sz w:val="20"/>
-          <w:szCs w:val="20"/>
-        </w:rPr>
-        <w:t xml:space="preserve">Credit: </w:t>
-      </w:r>
-      <w:r>
-        <w:rPr>
-          <w:rFonts w:ascii="Calibri" w:cs="Calibri" w:eastAsia="Calibri" w:hAnsi="Calibri"/>
-          <w:color w:val="1A1A2E"/>
-          <w:sz w:val="20"/>
-          <w:szCs w:val="20"/>
-        </w:rPr>
-        <w:t xml:space="preserve">the raw trader.placeOrder correctly throws on revert (it replays to recover the reason) — the “reverts don’t throw” caveat applies only to the higher-level unified verbs.</w:t>
+        <w:t xml:space="preserve">HTTP 000 over many minutes while app + RPC were up; a raw-IP nip.io URL with no stable DNS. Breaks loadMarkets, listBinaryMarkets, unified createOrder, getOutcomeBalances. Chain-log discovery is a working fallback but isn’t the documented path.</w:t>
       </w:r>
     </w:p>
     <w:p>
@@ -3506,7 +3436,141 @@
           <w:sz w:val="30"/>
           <w:szCs w:val="30"/>
         </w:rPr>
-        <w:t xml:space="preserve">Fresh transactions from this retest</w:t>
+        <w:t xml:space="preserve">Issues (works, but rough edges)</w:t>
+      </w:r>
+    </w:p>
+    <w:p>
+      <w:pPr>
+        <w:pStyle w:val="ListParagraph"/>
+        <w:numPr>
+          <w:ilvl w:val="0"/>
+          <w:numId w:val="1"/>
+        </w:numPr>
+        <w:spacing w:after="90" w:line="270"/>
+      </w:pPr>
+      <w:r>
+        <w:rPr>
+          <w:rFonts w:ascii="Calibri" w:cs="Calibri" w:eastAsia="Calibri" w:hAnsi="Calibri"/>
+          <w:b/>
+          <w:bCs/>
+          <w:color w:val="1A1A2E"/>
+          <w:sz w:val="20"/>
+          <w:szCs w:val="20"/>
+        </w:rPr>
+        <w:t xml:space="preserve">PostOnly rejection is silent. </w:t>
+      </w:r>
+      <w:r>
+        <w:rPr>
+          <w:rFonts w:ascii="Calibri" w:cs="Calibri" w:eastAsia="Calibri" w:hAnsi="Calibri"/>
+          <w:color w:val="1A1A2E"/>
+          <w:sz w:val="20"/>
+          <w:szCs w:val="20"/>
+        </w:rPr>
+        <w:t xml:space="preserve">A crossing PostOnly order returns success with orderId undefined, fills 0, and no error — detectable only by null-checking orderId.</w:t>
+      </w:r>
+    </w:p>
+    <w:p>
+      <w:pPr>
+        <w:pStyle w:val="ListParagraph"/>
+        <w:numPr>
+          <w:ilvl w:val="0"/>
+          <w:numId w:val="1"/>
+        </w:numPr>
+        <w:spacing w:after="90" w:line="270"/>
+      </w:pPr>
+      <w:r>
+        <w:rPr>
+          <w:rFonts w:ascii="Calibri" w:cs="Calibri" w:eastAsia="Calibri" w:hAnsi="Calibri"/>
+          <w:b/>
+          <w:bCs/>
+          <w:color w:val="1A1A2E"/>
+          <w:sz w:val="20"/>
+          <w:szCs w:val="20"/>
+        </w:rPr>
+        <w:t xml:space="preserve">Docs mismatch on getOutcomeBalance. </w:t>
+      </w:r>
+      <w:r>
+        <w:rPr>
+          <w:rFonts w:ascii="Calibri" w:cs="Calibri" w:eastAsia="Calibri" w:hAnsi="Calibri"/>
+          <w:color w:val="1A1A2E"/>
+          <w:sz w:val="20"/>
+          <w:szCs w:val="20"/>
+        </w:rPr>
+        <w:t xml:space="preserve">README shows positional (token, address, id); the real signature is an object { outcomeToken, account, id }. The plural getOutcomeBalances reads the (down) indexer; the singular reads on-chain.</w:t>
+      </w:r>
+    </w:p>
+    <w:p>
+      <w:pPr>
+        <w:pStyle w:val="ListParagraph"/>
+        <w:numPr>
+          <w:ilvl w:val="0"/>
+          <w:numId w:val="1"/>
+        </w:numPr>
+        <w:spacing w:after="90" w:line="270"/>
+      </w:pPr>
+      <w:r>
+        <w:rPr>
+          <w:rFonts w:ascii="Calibri" w:cs="Calibri" w:eastAsia="Calibri" w:hAnsi="Calibri"/>
+          <w:b/>
+          <w:bCs/>
+          <w:color w:val="1A1A2E"/>
+          <w:sz w:val="20"/>
+          <w:szCs w:val="20"/>
+        </w:rPr>
+        <w:t xml:space="preserve">Carried over: </w:t>
+      </w:r>
+      <w:r>
+        <w:rPr>
+          <w:rFonts w:ascii="Calibri" w:cs="Calibri" w:eastAsia="Calibri" w:hAnsi="Calibri"/>
+          <w:color w:val="1A1A2E"/>
+          <w:sz w:val="20"/>
+          <w:szCs w:val="20"/>
+        </w:rPr>
+        <w:t xml:space="preserve">getBinaryOrderBook wants a pool address (not marketId); the README binary example uses a fixed-strike symbol that finds nothing; tick/lot grid unpublished; window list says 15m/1h but 4h exists.</w:t>
+      </w:r>
+    </w:p>
+    <w:p>
+      <w:pPr>
+        <w:spacing w:before="60"/>
+      </w:pPr>
+      <w:r>
+        <w:rPr>
+          <w:rFonts w:ascii="Calibri" w:cs="Calibri" w:eastAsia="Calibri" w:hAnsi="Calibri"/>
+          <w:b/>
+          <w:bCs/>
+          <w:color w:val="1A1A2E"/>
+          <w:sz w:val="20"/>
+          <w:szCs w:val="20"/>
+        </w:rPr>
+        <w:t xml:space="preserve">Credit: </w:t>
+      </w:r>
+      <w:r>
+        <w:rPr>
+          <w:rFonts w:ascii="Calibri" w:cs="Calibri" w:eastAsia="Calibri" w:hAnsi="Calibri"/>
+          <w:color w:val="1A1A2E"/>
+          <w:sz w:val="20"/>
+          <w:szCs w:val="20"/>
+        </w:rPr>
+        <w:t xml:space="preserve">the raw trader.placeOrder correctly throws on revert (it replays to recover the reason) — the “reverts don’t throw” caveat applies only to the higher-level unified verbs.</w:t>
+      </w:r>
+    </w:p>
+    <w:p>
+      <w:pPr>
+        <w:pBdr>
+          <w:bottom w:val="single" w:color="5B3DF5" w:sz="14" w:space="6"/>
+        </w:pBdr>
+        <w:spacing w:after="140" w:before="340"/>
+      </w:pPr>
+      <w:r>
+        <w:rPr>
+          <w:rFonts w:ascii="Calibri" w:cs="Calibri" w:eastAsia="Calibri" w:hAnsi="Calibri"/>
+          <w:b/>
+          <w:bCs/>
+          <w:color w:val="1A1A2E"/>
+          <w:sz w:val="30"/>
+          <w:szCs w:val="30"/>
+        </w:rPr>
+        <w:t xml:space="preserve">Transactions from this test</w:t>
       </w:r>
     </w:p>
     <w:p>
@@ -3599,22 +3663,13 @@
       <w:r>
         <w:rPr>
           <w:rFonts w:ascii="Calibri" w:cs="Calibri" w:eastAsia="Calibri" w:hAnsi="Calibri"/>
-          <w:color w:val="1A1A2E"/>
-          <w:sz w:val="20"/>
-          <w:szCs w:val="20"/>
-        </w:rPr>
-        <w:t xml:space="preserve">The maker on the book (0x789f…) quoted a two-sided market around 50/50 with a ~0.03 spread — tighter than the maker in the first review. </w:t>
-      </w:r>
-      <w:r>
-        <w:rPr>
-          <w:rFonts w:ascii="Calibri" w:cs="Calibri" w:eastAsia="Calibri" w:hAnsi="Calibri"/>
           <w:b/>
           <w:bCs/>
           <w:color w:val="1A1A2E"/>
           <w:sz w:val="20"/>
           <w:szCs w:val="20"/>
         </w:rPr>
-        <w:t xml:space="preserve">Bottom line: the team fixed the UI issues; the venue trades end-to-end; the remaining gaps are SDK packaging and an unreliable documented indexer.</w:t>
+        <w:t xml:space="preserve">Bottom line: with the backend up, the app and the full trading path work end to end. What remains is SDK-side — the native-Node packaging and an unreliable documented indexer — plus the smaller issues above.</w:t>
       </w:r>
     </w:p>
     <w:sectPr>
